--- a/lab5/report.docx
+++ b/lab5/report.docx
@@ -212,7 +212,7 @@
         <w:ind w:left="0"/>
       </w:pPr>
       <w:r>
-        <w:t xml:space="preserve">1 Исходные данные</w:t>
+        <w:t xml:space="preserve">1 Источник данных и сбор</w:t>
       </w:r>
       <w:r>
         <w:tab/>
@@ -228,11 +228,11 @@
         <w:ind w:left="0"/>
       </w:pPr>
       <w:r>
-        <w:t xml:space="preserve">2 Сборка и очистка датасета</w:t>
+        <w:t xml:space="preserve">2 Структурирование и очистка</w:t>
       </w:r>
       <w:r>
         <w:tab/>
-        <w:t xml:space="preserve">5</w:t>
+        <w:t xml:space="preserve">6</w:t>
       </w:r>
     </w:p>
     <w:p>
@@ -264,7 +264,7 @@
       </w:r>
       <w:r>
         <w:tab/>
-        <w:t xml:space="preserve">9</w:t>
+        <w:t xml:space="preserve">10</w:t>
       </w:r>
     </w:p>
     <w:p>
@@ -280,7 +280,7 @@
       </w:r>
       <w:r>
         <w:tab/>
-        <w:t xml:space="preserve">10</w:t>
+        <w:t xml:space="preserve">12</w:t>
       </w:r>
     </w:p>
     <w:p>
@@ -296,7 +296,7 @@
       </w:r>
       <w:r>
         <w:tab/>
-        <w:t xml:space="preserve">11</w:t>
+        <w:t xml:space="preserve">13</w:t>
       </w:r>
     </w:p>
     <w:p>
@@ -326,17 +326,17 @@
         <w:jc w:val="both"/>
       </w:pPr>
       <w:r>
-        <w:t xml:space="preserve">Готовые учебные наборы данных чистые и аккуратные, а реальные данные приходят из сторонних программ в «сыром» виде: в неудобном формате, с разнородными записями и лишней информацией. Прежде чем что-то анализировать, из них нужно собрать таблицу.</w:t>
-      </w:r>
-    </w:p>
-    <w:p>
-      <w:pPr>
-        <w:spacing w:line="360"/>
-        <w:ind w:firstLine="709"/>
-        <w:jc w:val="both"/>
-      </w:pPr>
-      <w:r>
-        <w:t xml:space="preserve">Цель работы: получить практические навыки обработки и анализа «сырых» данных, полученных из сторонних программ.</w:t>
+        <w:t xml:space="preserve">Готовые учебные наборы данных чистые и аккуратные, а реальные данные приходят из сторонних программ и сервисов в «сыром» виде: в формате, удобном программе, а не аналитику, с лишними полями и вложенными структурами. Прежде чем что-то анализировать, из них нужно собрать таблицу.</w:t>
+      </w:r>
+    </w:p>
+    <w:p>
+      <w:pPr>
+        <w:spacing w:line="360"/>
+        <w:ind w:firstLine="709"/>
+        <w:jc w:val="both"/>
+      </w:pPr>
+      <w:r>
+        <w:t xml:space="preserve">Цель работы: получить практические навыки сбора, обработки и анализа «сырых» данных, полученных из сторонних программ.</w:t>
       </w:r>
     </w:p>
     <w:p>
@@ -368,7 +368,77 @@
         <w:t xml:space="preserve">watcher.csv</w:t>
       </w:r>
       <w:r>
-        <w:t xml:space="preserve"> программы, регистрирующей активность пользователя на компьютере, раскладывает события по категориям и строит ленту активности по дням. Требуется реализовать такой же анализ на данных, собранных у себя. В качестве журнала активности я беру экспорт своего рабочего чата в Telegram: у каждого события в нём есть время, автор и содержимое, как у записи </w:t>
+        <w:t xml:space="preserve"> сторонней программы, приводит его к таблице и строит графики активности. Требуется самому получить сырые данные из стороннего источника, собрать из них датасет, очистить, проанализировать, сохранить в csv и показать на модели, что датасет пригоден для обучения.</w:t>
+      </w:r>
+    </w:p>
+    <w:p>
+      <w:pPr>
+        <w:spacing w:line="360"/>
+        <w:ind w:firstLine="709"/>
+        <w:jc w:val="both"/>
+      </w:pPr>
+      <w:r>
+        <w:t xml:space="preserve">Задачи работы:</w:t>
+      </w:r>
+    </w:p>
+    <w:p>
+      <w:pPr>
+        <w:spacing w:line="360"/>
+        <w:ind w:firstLine="709"/>
+        <w:jc w:val="both"/>
+      </w:pPr>
+      <w:r>
+        <w:t xml:space="preserve">а) написать скрипт сбора данных из открытого API;</w:t>
+      </w:r>
+    </w:p>
+    <w:p>
+      <w:pPr>
+        <w:spacing w:line="360"/>
+        <w:ind w:firstLine="709"/>
+        <w:jc w:val="both"/>
+      </w:pPr>
+      <w:r>
+        <w:t xml:space="preserve">б) разобрать сырой ответ в таблицу и очистить её;</w:t>
+      </w:r>
+    </w:p>
+    <w:p>
+      <w:pPr>
+        <w:spacing w:line="360"/>
+        <w:ind w:firstLine="709"/>
+        <w:jc w:val="both"/>
+      </w:pPr>
+      <w:r>
+        <w:t xml:space="preserve">в) провести разведочный анализ с визуализацией;</w:t>
+      </w:r>
+    </w:p>
+    <w:p>
+      <w:pPr>
+        <w:spacing w:line="360"/>
+        <w:ind w:firstLine="709"/>
+        <w:jc w:val="both"/>
+      </w:pPr>
+      <w:r>
+        <w:t xml:space="preserve">г) сохранить датасет в csv;</w:t>
+      </w:r>
+    </w:p>
+    <w:p>
+      <w:pPr>
+        <w:spacing w:line="360"/>
+        <w:ind w:firstLine="709"/>
+        <w:jc w:val="both"/>
+      </w:pPr>
+      <w:r>
+        <w:t xml:space="preserve">д) обучить модель как демонстрацию пригодности датасета.</w:t>
+      </w:r>
+    </w:p>
+    <w:p>
+      <w:pPr>
+        <w:spacing w:line="360"/>
+        <w:ind w:firstLine="709"/>
+        <w:jc w:val="both"/>
+      </w:pPr>
+      <w:r>
+        <w:t xml:space="preserve">Работа выполнена на Python 3.12 с библиотеками pandas и scikit-learn. Код, сырые данные и датасет лежат в репозитории https://github.com/thehaffk/mmo в папке </w:t>
       </w:r>
       <w:r>
         <w:rPr>
@@ -376,91 +446,10 @@
           <w:sz w:val="24"/>
           <w:szCs w:val="24"/>
         </w:rPr>
-        <w:t xml:space="preserve">watcher.csv</w:t>
+        <w:t xml:space="preserve">lab5</w:t>
       </w:r>
       <w:r>
         <w:t xml:space="preserve">.</w:t>
-      </w:r>
-    </w:p>
-    <w:p>
-      <w:pPr>
-        <w:spacing w:line="360"/>
-        <w:ind w:firstLine="709"/>
-        <w:jc w:val="both"/>
-      </w:pPr>
-      <w:r>
-        <w:t xml:space="preserve">Задачи работы:</w:t>
-      </w:r>
-    </w:p>
-    <w:p>
-      <w:pPr>
-        <w:spacing w:line="360"/>
-        <w:ind w:firstLine="709"/>
-        <w:jc w:val="both"/>
-      </w:pPr>
-      <w:r>
-        <w:t xml:space="preserve">а) разобрать структуру экспорта;</w:t>
-      </w:r>
-    </w:p>
-    <w:p>
-      <w:pPr>
-        <w:spacing w:line="360"/>
-        <w:ind w:firstLine="709"/>
-        <w:jc w:val="both"/>
-      </w:pPr>
-      <w:r>
-        <w:t xml:space="preserve">б) собрать из него датасет с нужными полями и очистить его;</w:t>
-      </w:r>
-    </w:p>
-    <w:p>
-      <w:pPr>
-        <w:spacing w:line="360"/>
-        <w:ind w:firstLine="709"/>
-        <w:jc w:val="both"/>
-      </w:pPr>
-      <w:r>
-        <w:t xml:space="preserve">в) провести разведочный анализ с визуализацией;</w:t>
-      </w:r>
-    </w:p>
-    <w:p>
-      <w:pPr>
-        <w:spacing w:line="360"/>
-        <w:ind w:firstLine="709"/>
-        <w:jc w:val="both"/>
-      </w:pPr>
-      <w:r>
-        <w:t xml:space="preserve">г) сохранить датасет в csv;</w:t>
-      </w:r>
-    </w:p>
-    <w:p>
-      <w:pPr>
-        <w:spacing w:line="360"/>
-        <w:ind w:firstLine="709"/>
-        <w:jc w:val="both"/>
-      </w:pPr>
-      <w:r>
-        <w:t xml:space="preserve">д) показать, что датасет пригоден для обучения модели.</w:t>
-      </w:r>
-    </w:p>
-    <w:p>
-      <w:pPr>
-        <w:spacing w:line="360"/>
-        <w:ind w:firstLine="709"/>
-        <w:jc w:val="both"/>
-      </w:pPr>
-      <w:r>
-        <w:t xml:space="preserve">Работа выполнена на Python 3.12 с библиотеками pandas и scikit-learn. Код и графики лежат в репозитории https://github.com/thehaffk/mmo в папке </w:t>
-      </w:r>
-      <w:r>
-        <w:rPr>
-          <w:rFonts w:ascii="Courier New" w:cs="Courier New" w:eastAsia="Courier New" w:hAnsi="Courier New"/>
-          <w:sz w:val="24"/>
-          <w:szCs w:val="24"/>
-        </w:rPr>
-        <w:t xml:space="preserve">lab5</w:t>
-      </w:r>
-      <w:r>
-        <w:t xml:space="preserve">. Исходный экспорт в репозиторий не выгружается.</w:t>
       </w:r>
     </w:p>
     <w:p>
@@ -481,27 +470,27 @@
           <w:sz w:val="28"/>
           <w:szCs w:val="28"/>
         </w:rPr>
-        <w:t xml:space="preserve">1 Исходные данные</w:t>
-      </w:r>
-    </w:p>
-    <w:p>
-      <w:pPr>
-        <w:spacing w:line="360"/>
-        <w:ind w:firstLine="709"/>
-        <w:jc w:val="both"/>
-      </w:pPr>
-      <w:r>
-        <w:t xml:space="preserve">Telegram выгружает чат одним файлом JSON. Экспорт чата группы 231-329 занимает 12,9 МБ и содержит 26 895 записей за период с 9 сентября 2023 года по 20 августа 2026 года: 26 721 сообщение и 174 служебные записи (вход в чат, смена названия).</w:t>
-      </w:r>
-    </w:p>
-    <w:p>
-      <w:pPr>
-        <w:spacing w:line="360"/>
-        <w:ind w:firstLine="709"/>
-        <w:jc w:val="both"/>
-      </w:pPr>
-      <w:r>
-        <w:t xml:space="preserve">Записи неоднородные. У текстового сообщения есть поле </w:t>
+        <w:t xml:space="preserve">1 Источник данных и сбор</w:t>
+      </w:r>
+    </w:p>
+    <w:p>
+      <w:pPr>
+        <w:spacing w:line="360"/>
+        <w:ind w:firstLine="709"/>
+        <w:jc w:val="both"/>
+      </w:pPr>
+      <w:r>
+        <w:t xml:space="preserve">Источник данных Hacker News, новостной агрегатор, где пользователи публикуют ссылки и обсуждают их, а другие голосуют за публикации очками. У сайта открытый API без авторизации.</w:t>
+      </w:r>
+    </w:p>
+    <w:p>
+      <w:pPr>
+        <w:spacing w:line="360"/>
+        <w:ind w:firstLine="709"/>
+        <w:jc w:val="both"/>
+      </w:pPr>
+      <w:r>
+        <w:t xml:space="preserve">Официальный API </w:t>
       </w:r>
       <w:r>
         <w:rPr>
@@ -509,10 +498,10 @@
           <w:sz w:val="24"/>
           <w:szCs w:val="24"/>
         </w:rPr>
-        <w:t xml:space="preserve">text</w:t>
-      </w:r>
-      <w:r>
-        <w:t xml:space="preserve">, у картинки </w:t>
+        <w:t xml:space="preserve">hacker-news.firebaseio.com</w:t>
+      </w:r>
+      <w:r>
+        <w:t xml:space="preserve"> отдаёт записи по одной: запрос возвращает одну историю или один комментарий. Для нескольких тысяч историй это десятки тысяч запросов. Поэтому истории собираю через API поиска Hacker News (</w:t>
       </w:r>
       <w:r>
         <w:rPr>
@@ -520,10 +509,10 @@
           <w:sz w:val="24"/>
           <w:szCs w:val="24"/>
         </w:rPr>
-        <w:t xml:space="preserve">photo</w:t>
-      </w:r>
-      <w:r>
-        <w:t xml:space="preserve">, у файла </w:t>
+        <w:t xml:space="preserve">hn.algolia.com</w:t>
+      </w:r>
+      <w:r>
+        <w:t xml:space="preserve">), он отдаёт до 1000 историй за запрос. Это такой же журнал активности, как </w:t>
       </w:r>
       <w:r>
         <w:rPr>
@@ -531,10 +520,238 @@
           <w:sz w:val="24"/>
           <w:szCs w:val="24"/>
         </w:rPr>
-        <w:t xml:space="preserve">file</w:t>
-      </w:r>
-      <w:r>
-        <w:t xml:space="preserve"> и </w:t>
+        <w:t xml:space="preserve">watcher.csv</w:t>
+      </w:r>
+      <w:r>
+        <w:t xml:space="preserve"> в примере: у каждой записи есть время, автор и содержимое.</w:t>
+      </w:r>
+    </w:p>
+    <w:p>
+      <w:pPr>
+        <w:spacing w:line="360"/>
+        <w:ind w:firstLine="709"/>
+        <w:jc w:val="both"/>
+      </w:pPr>
+      <w:r>
+        <w:t xml:space="preserve">Ответ отсортирован от новых историй к старым. Чтобы уйти в прошлое, каждый следующий запрос ограничивается временем публикации самой старой истории предыдущей страницы. Восемь страниц дали 8000 историй с 19 по 28 сентября 2026 года.</w:t>
+      </w:r>
+    </w:p>
+    <w:p>
+      <w:pPr>
+        <w:keepNext/>
+        <w:keepLines/>
+        <w:spacing w:after="0" w:before="120"/>
+        <w:ind w:left="284"/>
+      </w:pPr>
+      <w:r>
+        <w:rPr>
+          <w:rFonts w:ascii="Courier New" w:cs="Courier New" w:eastAsia="Courier New" w:hAnsi="Courier New"/>
+          <w:sz w:val="20"/>
+          <w:szCs w:val="20"/>
+        </w:rPr>
+        <w:t xml:space="preserve">def fetch(before=None):</w:t>
+      </w:r>
+    </w:p>
+    <w:p>
+      <w:pPr>
+        <w:keepNext/>
+        <w:keepLines/>
+        <w:spacing w:after="0" w:before="0"/>
+        <w:ind w:left="284"/>
+      </w:pPr>
+      <w:r>
+        <w:rPr>
+          <w:rFonts w:ascii="Courier New" w:cs="Courier New" w:eastAsia="Courier New" w:hAnsi="Courier New"/>
+          <w:sz w:val="20"/>
+          <w:szCs w:val="20"/>
+        </w:rPr>
+        <w:t xml:space="preserve">    url = f'{API}?tags=story&amp;hitsPerPage=1000'</w:t>
+      </w:r>
+    </w:p>
+    <w:p>
+      <w:pPr>
+        <w:keepNext/>
+        <w:keepLines/>
+        <w:spacing w:after="0" w:before="0"/>
+        <w:ind w:left="284"/>
+      </w:pPr>
+      <w:r>
+        <w:rPr>
+          <w:rFonts w:ascii="Courier New" w:cs="Courier New" w:eastAsia="Courier New" w:hAnsi="Courier New"/>
+          <w:sz w:val="20"/>
+          <w:szCs w:val="20"/>
+        </w:rPr>
+        <w:t xml:space="preserve">    if before:</w:t>
+      </w:r>
+    </w:p>
+    <w:p>
+      <w:pPr>
+        <w:keepNext/>
+        <w:keepLines/>
+        <w:spacing w:after="0" w:before="0"/>
+        <w:ind w:left="284"/>
+      </w:pPr>
+      <w:r>
+        <w:rPr>
+          <w:rFonts w:ascii="Courier New" w:cs="Courier New" w:eastAsia="Courier New" w:hAnsi="Courier New"/>
+          <w:sz w:val="20"/>
+          <w:szCs w:val="20"/>
+        </w:rPr>
+        <w:t xml:space="preserve">        url += f'&amp;numericFilters=created_at_i&lt;{before}'</w:t>
+      </w:r>
+    </w:p>
+    <w:p>
+      <w:pPr>
+        <w:keepNext/>
+        <w:keepLines/>
+        <w:spacing w:after="0" w:before="0"/>
+        <w:ind w:left="284"/>
+      </w:pPr>
+      <w:r>
+        <w:rPr>
+          <w:rFonts w:ascii="Courier New" w:cs="Courier New" w:eastAsia="Courier New" w:hAnsi="Courier New"/>
+          <w:sz w:val="20"/>
+          <w:szCs w:val="20"/>
+        </w:rPr>
+        <w:t xml:space="preserve">    req = urllib.request.Request(url, headers={'User-Agent': 'mospolytech-ml-coursework'})</w:t>
+      </w:r>
+    </w:p>
+    <w:p>
+      <w:pPr>
+        <w:keepNext/>
+        <w:keepLines/>
+        <w:spacing w:after="0" w:before="0"/>
+        <w:ind w:left="284"/>
+      </w:pPr>
+      <w:r>
+        <w:rPr>
+          <w:rFonts w:ascii="Courier New" w:cs="Courier New" w:eastAsia="Courier New" w:hAnsi="Courier New"/>
+          <w:sz w:val="20"/>
+          <w:szCs w:val="20"/>
+        </w:rPr>
+        <w:t xml:space="preserve">    with urllib.request.urlopen(req, timeout=60) as r:</w:t>
+      </w:r>
+    </w:p>
+    <w:p>
+      <w:pPr>
+        <w:keepNext/>
+        <w:keepLines/>
+        <w:spacing w:after="0" w:before="0"/>
+        <w:ind w:left="284"/>
+      </w:pPr>
+      <w:r>
+        <w:rPr>
+          <w:rFonts w:ascii="Courier New" w:cs="Courier New" w:eastAsia="Courier New" w:hAnsi="Courier New"/>
+          <w:sz w:val="20"/>
+          <w:szCs w:val="20"/>
+        </w:rPr>
+        <w:t xml:space="preserve">        return json.load(r)['hits']</w:t>
+      </w:r>
+    </w:p>
+    <w:p>
+      <w:pPr>
+        <w:keepNext/>
+        <w:keepLines/>
+        <w:spacing w:after="0" w:before="0"/>
+        <w:ind w:left="284"/>
+      </w:pPr>
+      <w:r>
+        <w:rPr>
+          <w:rFonts w:ascii="Courier New" w:cs="Courier New" w:eastAsia="Courier New" w:hAnsi="Courier New"/>
+          <w:sz w:val="20"/>
+          <w:szCs w:val="20"/>
+        </w:rPr>
+        <w:t xml:space="preserve"> </w:t>
+      </w:r>
+    </w:p>
+    <w:p>
+      <w:pPr>
+        <w:keepNext/>
+        <w:keepLines/>
+        <w:spacing w:after="0" w:before="0"/>
+        <w:ind w:left="284"/>
+      </w:pPr>
+      <w:r>
+        <w:rPr>
+          <w:rFonts w:ascii="Courier New" w:cs="Courier New" w:eastAsia="Courier New" w:hAnsi="Courier New"/>
+          <w:sz w:val="20"/>
+          <w:szCs w:val="20"/>
+        </w:rPr>
+        <w:t xml:space="preserve">hits, before = [], None</w:t>
+      </w:r>
+    </w:p>
+    <w:p>
+      <w:pPr>
+        <w:keepNext/>
+        <w:keepLines/>
+        <w:spacing w:after="0" w:before="0"/>
+        <w:ind w:left="284"/>
+      </w:pPr>
+      <w:r>
+        <w:rPr>
+          <w:rFonts w:ascii="Courier New" w:cs="Courier New" w:eastAsia="Courier New" w:hAnsi="Courier New"/>
+          <w:sz w:val="20"/>
+          <w:szCs w:val="20"/>
+        </w:rPr>
+        <w:t xml:space="preserve">for page in range(8):</w:t>
+      </w:r>
+    </w:p>
+    <w:p>
+      <w:pPr>
+        <w:keepNext/>
+        <w:keepLines/>
+        <w:spacing w:after="0" w:before="0"/>
+        <w:ind w:left="284"/>
+      </w:pPr>
+      <w:r>
+        <w:rPr>
+          <w:rFonts w:ascii="Courier New" w:cs="Courier New" w:eastAsia="Courier New" w:hAnsi="Courier New"/>
+          <w:sz w:val="20"/>
+          <w:szCs w:val="20"/>
+        </w:rPr>
+        <w:t xml:space="preserve">    batch = fetch(before)</w:t>
+      </w:r>
+    </w:p>
+    <w:p>
+      <w:pPr>
+        <w:keepNext/>
+        <w:keepLines/>
+        <w:spacing w:after="0" w:before="0"/>
+        <w:ind w:left="284"/>
+      </w:pPr>
+      <w:r>
+        <w:rPr>
+          <w:rFonts w:ascii="Courier New" w:cs="Courier New" w:eastAsia="Courier New" w:hAnsi="Courier New"/>
+          <w:sz w:val="20"/>
+          <w:szCs w:val="20"/>
+        </w:rPr>
+        <w:t xml:space="preserve">    hits += batch</w:t>
+      </w:r>
+    </w:p>
+    <w:p>
+      <w:pPr>
+        <w:keepNext w:val="false"/>
+        <w:keepLines/>
+        <w:spacing w:after="120" w:before="0"/>
+        <w:ind w:left="284"/>
+      </w:pPr>
+      <w:r>
+        <w:rPr>
+          <w:rFonts w:ascii="Courier New" w:cs="Courier New" w:eastAsia="Courier New" w:hAnsi="Courier New"/>
+          <w:sz w:val="20"/>
+          <w:szCs w:val="20"/>
+        </w:rPr>
+        <w:t xml:space="preserve">    before = min(h['created_at_i'] for h in batch)</w:t>
+      </w:r>
+    </w:p>
+    <w:p>
+      <w:pPr>
+        <w:spacing w:line="360"/>
+        <w:ind w:firstLine="709"/>
+        <w:jc w:val="both"/>
+      </w:pPr>
+      <w:r>
+        <w:t xml:space="preserve">Сырой ответ сохраняется в </w:t>
       </w:r>
       <w:r>
         <w:rPr>
@@ -542,71 +759,10 @@
           <w:sz w:val="24"/>
           <w:szCs w:val="24"/>
         </w:rPr>
-        <w:t xml:space="preserve">mime_type</w:t>
-      </w:r>
-      <w:r>
-        <w:t xml:space="preserve">, у опроса </w:t>
-      </w:r>
-      <w:r>
-        <w:rPr>
-          <w:rFonts w:ascii="Courier New" w:cs="Courier New" w:eastAsia="Courier New" w:hAnsi="Courier New"/>
-          <w:sz w:val="24"/>
-          <w:szCs w:val="24"/>
-        </w:rPr>
-        <w:t xml:space="preserve">poll</w:t>
-      </w:r>
-      <w:r>
-        <w:t xml:space="preserve">. У ответа есть </w:t>
-      </w:r>
-      <w:r>
-        <w:rPr>
-          <w:rFonts w:ascii="Courier New" w:cs="Courier New" w:eastAsia="Courier New" w:hAnsi="Courier New"/>
-          <w:sz w:val="24"/>
-          <w:szCs w:val="24"/>
-        </w:rPr>
-        <w:t xml:space="preserve">reply_to_message_id</w:t>
-      </w:r>
-      <w:r>
-        <w:t xml:space="preserve">, у пересланного </w:t>
-      </w:r>
-      <w:r>
-        <w:rPr>
-          <w:rFonts w:ascii="Courier New" w:cs="Courier New" w:eastAsia="Courier New" w:hAnsi="Courier New"/>
-          <w:sz w:val="24"/>
-          <w:szCs w:val="24"/>
-        </w:rPr>
-        <w:t xml:space="preserve">forwarded_from</w:t>
-      </w:r>
-      <w:r>
-        <w:t xml:space="preserve">. Поле </w:t>
-      </w:r>
-      <w:r>
-        <w:rPr>
-          <w:rFonts w:ascii="Courier New" w:cs="Courier New" w:eastAsia="Courier New" w:hAnsi="Courier New"/>
-          <w:sz w:val="24"/>
-          <w:szCs w:val="24"/>
-        </w:rPr>
-        <w:t xml:space="preserve">text</w:t>
-      </w:r>
-      <w:r>
-        <w:t xml:space="preserve"> бывает строкой, а бывает списком кусков, где часть кусков это ссылки или упоминания с разметкой.</w:t>
-      </w:r>
-    </w:p>
-    <w:p>
-      <w:pPr>
-        <w:spacing w:line="360"/>
-        <w:ind w:firstLine="709"/>
-        <w:jc w:val="both"/>
-      </w:pPr>
-      <w:r>
-        <w:rPr>
-          <w:b/>
-          <w:bCs/>
-        </w:rPr>
-        <w:t xml:space="preserve">Приватность.</w:t>
-      </w:r>
-      <w:r>
-        <w:t xml:space="preserve"> Тексты сообщений в датасет не попадают, сохраняется только их длина. Имена отправителей заменяются псевдонимами вида «Участник 07», соответствие нигде не сохраняется.</w:t>
+        <w:t xml:space="preserve">data/raw_hn_stories.json</w:t>
+      </w:r>
+      <w:r>
+        <w:t xml:space="preserve"> (3,5 МБ). Текст историй в файл не пишется, только его длина: в одной из историй автор выложил ключ доступа к стороннему сервису, и GitHub заблокировал загрузку такого файла в открытый репозиторий. При повторном запуске данные берутся из файла: данные API меняются каждую минуту, а результат работы должен воспроизводиться.</w:t>
       </w:r>
     </w:p>
     <w:p>
@@ -627,17 +783,37 @@
           <w:sz w:val="28"/>
           <w:szCs w:val="28"/>
         </w:rPr>
-        <w:t xml:space="preserve">2 Сборка и очистка датасета</w:t>
-      </w:r>
-    </w:p>
-    <w:p>
-      <w:pPr>
-        <w:spacing w:line="360"/>
-        <w:ind w:firstLine="709"/>
-        <w:jc w:val="both"/>
-      </w:pPr>
-      <w:r>
-        <w:t xml:space="preserve">При сборке служебные записи отбрасываются, из каждого сообщения берутся время, отправитель, длина текста и признаки: есть ли медиа, ссылка, ответ, пересылка. Текст собирается рекурсивно, ссылка ищется и среди размеченных кусков, и по подстроке </w:t>
+        <w:t xml:space="preserve">2 Структурирование и очистка</w:t>
+      </w:r>
+    </w:p>
+    <w:p>
+      <w:pPr>
+        <w:spacing w:line="360"/>
+        <w:ind w:firstLine="709"/>
+        <w:jc w:val="both"/>
+      </w:pPr>
+      <w:r>
+        <w:t xml:space="preserve">Каждая сырая запись это словарь из десятка полей, часть из них служебные (подсветка результатов поиска). Из записи берутся нужные поля и считаются производные признаки:</w:t>
+      </w:r>
+    </w:p>
+    <w:p>
+      <w:pPr>
+        <w:spacing w:line="360"/>
+        <w:ind w:firstLine="709"/>
+        <w:jc w:val="both"/>
+      </w:pPr>
+      <w:r>
+        <w:t xml:space="preserve">а) дата, час и день недели публикации (время в UTC);</w:t>
+      </w:r>
+    </w:p>
+    <w:p>
+      <w:pPr>
+        <w:spacing w:line="360"/>
+        <w:ind w:firstLine="709"/>
+        <w:jc w:val="both"/>
+      </w:pPr>
+      <w:r>
+        <w:t xml:space="preserve">б) домен ссылки без </w:t>
       </w:r>
       <w:r>
         <w:rPr>
@@ -645,329 +821,60 @@
           <w:sz w:val="24"/>
           <w:szCs w:val="24"/>
         </w:rPr>
-        <w:t xml:space="preserve">http</w:t>
-      </w:r>
-      <w:r>
-        <w:t xml:space="preserve">.</w:t>
-      </w:r>
-    </w:p>
-    <w:p>
-      <w:pPr>
-        <w:keepNext/>
-        <w:keepLines/>
-        <w:spacing w:after="0" w:before="120"/>
-        <w:ind w:left="284"/>
-      </w:pPr>
-      <w:r>
-        <w:rPr>
-          <w:rFonts w:ascii="Courier New" w:cs="Courier New" w:eastAsia="Courier New" w:hAnsi="Courier New"/>
-          <w:sz w:val="20"/>
-          <w:szCs w:val="20"/>
-        </w:rPr>
-        <w:t xml:space="preserve">def extract_text(node):</w:t>
-      </w:r>
-    </w:p>
-    <w:p>
-      <w:pPr>
-        <w:keepNext/>
-        <w:keepLines/>
-        <w:spacing w:after="0" w:before="0"/>
-        <w:ind w:left="284"/>
-      </w:pPr>
-      <w:r>
-        <w:rPr>
-          <w:rFonts w:ascii="Courier New" w:cs="Courier New" w:eastAsia="Courier New" w:hAnsi="Courier New"/>
-          <w:sz w:val="20"/>
-          <w:szCs w:val="20"/>
-        </w:rPr>
-        <w:t xml:space="preserve">    if isinstance(node, str):</w:t>
-      </w:r>
-    </w:p>
-    <w:p>
-      <w:pPr>
-        <w:keepNext/>
-        <w:keepLines/>
-        <w:spacing w:after="0" w:before="0"/>
-        <w:ind w:left="284"/>
-      </w:pPr>
-      <w:r>
-        <w:rPr>
-          <w:rFonts w:ascii="Courier New" w:cs="Courier New" w:eastAsia="Courier New" w:hAnsi="Courier New"/>
-          <w:sz w:val="20"/>
-          <w:szCs w:val="20"/>
-        </w:rPr>
-        <w:t xml:space="preserve">        return node</w:t>
-      </w:r>
-    </w:p>
-    <w:p>
-      <w:pPr>
-        <w:keepNext/>
-        <w:keepLines/>
-        <w:spacing w:after="0" w:before="0"/>
-        <w:ind w:left="284"/>
-      </w:pPr>
-      <w:r>
-        <w:rPr>
-          <w:rFonts w:ascii="Courier New" w:cs="Courier New" w:eastAsia="Courier New" w:hAnsi="Courier New"/>
-          <w:sz w:val="20"/>
-          <w:szCs w:val="20"/>
-        </w:rPr>
-        <w:t xml:space="preserve">    if isinstance(node, list):</w:t>
-      </w:r>
-    </w:p>
-    <w:p>
-      <w:pPr>
-        <w:keepNext/>
-        <w:keepLines/>
-        <w:spacing w:after="0" w:before="0"/>
-        <w:ind w:left="284"/>
-      </w:pPr>
-      <w:r>
-        <w:rPr>
-          <w:rFonts w:ascii="Courier New" w:cs="Courier New" w:eastAsia="Courier New" w:hAnsi="Courier New"/>
-          <w:sz w:val="20"/>
-          <w:szCs w:val="20"/>
-        </w:rPr>
-        <w:t xml:space="preserve">        return ''.join(extract_text(part) for part in node)</w:t>
-      </w:r>
-    </w:p>
-    <w:p>
-      <w:pPr>
-        <w:keepNext/>
-        <w:keepLines/>
-        <w:spacing w:after="0" w:before="0"/>
-        <w:ind w:left="284"/>
-      </w:pPr>
-      <w:r>
-        <w:rPr>
-          <w:rFonts w:ascii="Courier New" w:cs="Courier New" w:eastAsia="Courier New" w:hAnsi="Courier New"/>
-          <w:sz w:val="20"/>
-          <w:szCs w:val="20"/>
-        </w:rPr>
-        <w:t xml:space="preserve">    if isinstance(node, dict):</w:t>
-      </w:r>
-    </w:p>
-    <w:p>
-      <w:pPr>
-        <w:keepNext/>
-        <w:keepLines/>
-        <w:spacing w:after="0" w:before="0"/>
-        <w:ind w:left="284"/>
-      </w:pPr>
-      <w:r>
-        <w:rPr>
-          <w:rFonts w:ascii="Courier New" w:cs="Courier New" w:eastAsia="Courier New" w:hAnsi="Courier New"/>
-          <w:sz w:val="20"/>
-          <w:szCs w:val="20"/>
-        </w:rPr>
-        <w:t xml:space="preserve">        return node.get('text', '')</w:t>
-      </w:r>
-    </w:p>
-    <w:p>
-      <w:pPr>
-        <w:keepNext/>
-        <w:keepLines/>
-        <w:spacing w:after="0" w:before="0"/>
-        <w:ind w:left="284"/>
-      </w:pPr>
-      <w:r>
-        <w:rPr>
-          <w:rFonts w:ascii="Courier New" w:cs="Courier New" w:eastAsia="Courier New" w:hAnsi="Courier New"/>
-          <w:sz w:val="20"/>
-          <w:szCs w:val="20"/>
-        </w:rPr>
-        <w:t xml:space="preserve">    return ''</w:t>
-      </w:r>
-    </w:p>
-    <w:p>
-      <w:pPr>
-        <w:keepNext/>
-        <w:keepLines/>
-        <w:spacing w:after="0" w:before="0"/>
-        <w:ind w:left="284"/>
-      </w:pPr>
-      <w:r>
-        <w:rPr>
-          <w:rFonts w:ascii="Courier New" w:cs="Courier New" w:eastAsia="Courier New" w:hAnsi="Courier New"/>
-          <w:sz w:val="20"/>
-          <w:szCs w:val="20"/>
-        </w:rPr>
-        <w:t xml:space="preserve"> </w:t>
-      </w:r>
-    </w:p>
-    <w:p>
-      <w:pPr>
-        <w:keepNext/>
-        <w:keepLines/>
-        <w:spacing w:after="0" w:before="0"/>
-        <w:ind w:left="284"/>
-      </w:pPr>
-      <w:r>
-        <w:rPr>
-          <w:rFonts w:ascii="Courier New" w:cs="Courier New" w:eastAsia="Courier New" w:hAnsi="Courier New"/>
-          <w:sz w:val="20"/>
-          <w:szCs w:val="20"/>
-        </w:rPr>
-        <w:t xml:space="preserve">rows.append({</w:t>
-      </w:r>
-    </w:p>
-    <w:p>
-      <w:pPr>
-        <w:keepNext/>
-        <w:keepLines/>
-        <w:spacing w:after="0" w:before="0"/>
-        <w:ind w:left="284"/>
-      </w:pPr>
-      <w:r>
-        <w:rPr>
-          <w:rFonts w:ascii="Courier New" w:cs="Courier New" w:eastAsia="Courier New" w:hAnsi="Courier New"/>
-          <w:sz w:val="20"/>
-          <w:szCs w:val="20"/>
-        </w:rPr>
-        <w:t xml:space="preserve">    'datetime': m.get('date'),</w:t>
-      </w:r>
-    </w:p>
-    <w:p>
-      <w:pPr>
-        <w:keepNext/>
-        <w:keepLines/>
-        <w:spacing w:after="0" w:before="0"/>
-        <w:ind w:left="284"/>
-      </w:pPr>
-      <w:r>
-        <w:rPr>
-          <w:rFonts w:ascii="Courier New" w:cs="Courier New" w:eastAsia="Courier New" w:hAnsi="Courier New"/>
-          <w:sz w:val="20"/>
-          <w:szCs w:val="20"/>
-        </w:rPr>
-        <w:t xml:space="preserve">    'sender_raw': m.get('from'),</w:t>
-      </w:r>
-    </w:p>
-    <w:p>
-      <w:pPr>
-        <w:keepNext/>
-        <w:keepLines/>
-        <w:spacing w:after="0" w:before="0"/>
-        <w:ind w:left="284"/>
-      </w:pPr>
-      <w:r>
-        <w:rPr>
-          <w:rFonts w:ascii="Courier New" w:cs="Courier New" w:eastAsia="Courier New" w:hAnsi="Courier New"/>
-          <w:sz w:val="20"/>
-          <w:szCs w:val="20"/>
-        </w:rPr>
-        <w:t xml:space="preserve">    'length': len(text),</w:t>
-      </w:r>
-    </w:p>
-    <w:p>
-      <w:pPr>
-        <w:keepNext/>
-        <w:keepLines/>
-        <w:spacing w:after="0" w:before="0"/>
-        <w:ind w:left="284"/>
-      </w:pPr>
-      <w:r>
-        <w:rPr>
-          <w:rFonts w:ascii="Courier New" w:cs="Courier New" w:eastAsia="Courier New" w:hAnsi="Courier New"/>
-          <w:sz w:val="20"/>
-          <w:szCs w:val="20"/>
-        </w:rPr>
-        <w:t xml:space="preserve">    'has_media': bool(m.get('photo') or m.get('file') or m.get('media_type') or m.get('poll')),</w:t>
-      </w:r>
-    </w:p>
-    <w:p>
-      <w:pPr>
-        <w:keepNext/>
-        <w:keepLines/>
-        <w:spacing w:after="0" w:before="0"/>
-        <w:ind w:left="284"/>
-      </w:pPr>
-      <w:r>
-        <w:rPr>
-          <w:rFonts w:ascii="Courier New" w:cs="Courier New" w:eastAsia="Courier New" w:hAnsi="Courier New"/>
-          <w:sz w:val="20"/>
-          <w:szCs w:val="20"/>
-        </w:rPr>
-        <w:t xml:space="preserve">    'has_link': has_link(m),</w:t>
-      </w:r>
-    </w:p>
-    <w:p>
-      <w:pPr>
-        <w:keepNext/>
-        <w:keepLines/>
-        <w:spacing w:after="0" w:before="0"/>
-        <w:ind w:left="284"/>
-      </w:pPr>
-      <w:r>
-        <w:rPr>
-          <w:rFonts w:ascii="Courier New" w:cs="Courier New" w:eastAsia="Courier New" w:hAnsi="Courier New"/>
-          <w:sz w:val="20"/>
-          <w:szCs w:val="20"/>
-        </w:rPr>
-        <w:t xml:space="preserve">    'is_reply': 'reply_to_message_id' in m,</w:t>
-      </w:r>
-    </w:p>
-    <w:p>
-      <w:pPr>
-        <w:keepNext/>
-        <w:keepLines/>
-        <w:spacing w:after="0" w:before="0"/>
-        <w:ind w:left="284"/>
-      </w:pPr>
-      <w:r>
-        <w:rPr>
-          <w:rFonts w:ascii="Courier New" w:cs="Courier New" w:eastAsia="Courier New" w:hAnsi="Courier New"/>
-          <w:sz w:val="20"/>
-          <w:szCs w:val="20"/>
-        </w:rPr>
-        <w:t xml:space="preserve">    'is_forward': 'forwarded_from' in m,</w:t>
-      </w:r>
-    </w:p>
-    <w:p>
-      <w:pPr>
-        <w:keepNext w:val="false"/>
-        <w:keepLines/>
-        <w:spacing w:after="120" w:before="0"/>
-        <w:ind w:left="284"/>
-      </w:pPr>
-      <w:r>
-        <w:rPr>
-          <w:rFonts w:ascii="Courier New" w:cs="Courier New" w:eastAsia="Courier New" w:hAnsi="Courier New"/>
-          <w:sz w:val="20"/>
-          <w:szCs w:val="20"/>
-        </w:rPr>
-        <w:t xml:space="preserve">})</w:t>
-      </w:r>
-    </w:p>
-    <w:p>
-      <w:pPr>
-        <w:spacing w:line="360"/>
-        <w:ind w:firstLine="709"/>
-        <w:jc w:val="both"/>
-      </w:pPr>
-      <w:r>
-        <w:t xml:space="preserve">Из времени выводятся дата, час, день недели и месяц. Имена заменяются псевдонимами по убыванию активности, дополнительно хранится короткий хеш имени, чтобы можно было склеить данные разных выгрузок.</w:t>
-      </w:r>
-    </w:p>
-    <w:p>
-      <w:pPr>
-        <w:spacing w:line="360"/>
-        <w:ind w:firstLine="709"/>
-        <w:jc w:val="both"/>
-      </w:pPr>
-      <w:r>
-        <w:t xml:space="preserve">Очистка: у 170 сообщений нет отправителя (удалённые аккаунты), 2072 сообщения пустые по тексту, но 2042 из них содержат медиа. Удаляются сообщения без отправителя и пустые без медиа, всего 200 записей. Итог: 26 521 сообщение, 14 столбцов, файл </w:t>
-      </w:r>
-      <w:r>
-        <w:rPr>
-          <w:rFonts w:ascii="Courier New" w:cs="Courier New" w:eastAsia="Courier New" w:hAnsi="Courier New"/>
-          <w:sz w:val="24"/>
-          <w:szCs w:val="24"/>
-        </w:rPr>
-        <w:t xml:space="preserve">data/messages.csv</w:t>
-      </w:r>
-      <w:r>
-        <w:t xml:space="preserve"> размером 2,83 МБ.</w:t>
+        <w:t xml:space="preserve">www.</w:t>
+      </w:r>
+      <w:r>
+        <w:t xml:space="preserve">;</w:t>
+      </w:r>
+    </w:p>
+    <w:p>
+      <w:pPr>
+        <w:spacing w:line="360"/>
+        <w:ind w:firstLine="709"/>
+        <w:jc w:val="both"/>
+      </w:pPr>
+      <w:r>
+        <w:t xml:space="preserve">в) тип истории по тегам: обычная, Ask HN (вопрос сообществу без ссылки) или Show HN (показ своего проекта);</w:t>
+      </w:r>
+    </w:p>
+    <w:p>
+      <w:pPr>
+        <w:spacing w:line="360"/>
+        <w:ind w:firstLine="709"/>
+        <w:jc w:val="both"/>
+      </w:pPr>
+      <w:r>
+        <w:t xml:space="preserve">г) длина заголовка в символах и словах, длина текста для историй без ссылки;</w:t>
+      </w:r>
+    </w:p>
+    <w:p>
+      <w:pPr>
+        <w:spacing w:line="360"/>
+        <w:ind w:firstLine="709"/>
+        <w:jc w:val="both"/>
+      </w:pPr>
+      <w:r>
+        <w:t xml:space="preserve">д) возраст истории на момент сбора: свежие истории ещё не успели набрать очки.</w:t>
+      </w:r>
+    </w:p>
+    <w:p>
+      <w:pPr>
+        <w:spacing w:line="360"/>
+        <w:ind w:firstLine="709"/>
+        <w:jc w:val="both"/>
+      </w:pPr>
+      <w:r>
+        <w:t xml:space="preserve">Имя автора заменяется коротким хешем: для анализа важно, что это один и тот же человек, а не его ник.</w:t>
+      </w:r>
+    </w:p>
+    <w:p>
+      <w:pPr>
+        <w:spacing w:line="360"/>
+        <w:ind w:firstLine="709"/>
+        <w:jc w:val="both"/>
+      </w:pPr>
+      <w:r>
+        <w:t xml:space="preserve">Проверка качества данных: пропусков нет, дубликатов по идентификатору нет, пустых заголовков нет, у всех историй есть очки. Удалять ничего не пришлось, в датасете 8000 историй и 16 столбцов.</w:t>
       </w:r>
     </w:p>
     <w:p>
@@ -993,9 +900,9 @@
         </w:tblBorders>
       </w:tblPr>
       <w:tblGrid>
-        <w:gridCol w:w="3018"/>
-        <w:gridCol w:w="1961"/>
-        <w:gridCol w:w="4377"/>
+        <w:gridCol w:w="3523"/>
+        <w:gridCol w:w="2187"/>
+        <w:gridCol w:w="3646"/>
       </w:tblGrid>
       <w:tr>
         <w:trPr>
@@ -1004,7 +911,7 @@
         </w:trPr>
         <w:tc>
           <w:tcPr>
-            <w:tcW w:type="dxa" w:w="3018"/>
+            <w:tcW w:type="dxa" w:w="3523"/>
             <w:tcBorders>
               <w:top w:val="single" w:color="000000" w:sz="4"/>
               <w:left w:val="single" w:color="000000" w:sz="4"/>
@@ -1033,7 +940,7 @@
         </w:tc>
         <w:tc>
           <w:tcPr>
-            <w:tcW w:type="dxa" w:w="1961"/>
+            <w:tcW w:type="dxa" w:w="2187"/>
             <w:tcBorders>
               <w:top w:val="single" w:color="000000" w:sz="4"/>
               <w:left w:val="single" w:color="000000" w:sz="4"/>
@@ -1062,7 +969,7 @@
         </w:tc>
         <w:tc>
           <w:tcPr>
-            <w:tcW w:type="dxa" w:w="4377"/>
+            <w:tcW w:type="dxa" w:w="3646"/>
             <w:tcBorders>
               <w:top w:val="single" w:color="000000" w:sz="4"/>
               <w:left w:val="single" w:color="000000" w:sz="4"/>
@@ -1097,88 +1004,88 @@
         </w:trPr>
         <w:tc>
           <w:tcPr>
-            <w:tcW w:type="dxa" w:w="3018"/>
-            <w:tcBorders>
-              <w:top w:val="single" w:color="000000" w:sz="4"/>
-              <w:left w:val="single" w:color="000000" w:sz="4"/>
-              <w:bottom w:val="single" w:color="000000" w:sz="4"/>
-              <w:right w:val="single" w:color="000000" w:sz="4"/>
-            </w:tcBorders>
-            <w:tcMar>
-              <w:left w:type="dxa" w:w="80"/>
-              <w:right w:type="dxa" w:w="80"/>
-            </w:tcMar>
-          </w:tcPr>
-          <w:p>
-            <w:pPr>
-              <w:jc w:val="center"/>
-            </w:pPr>
-            <w:r>
-              <w:rPr>
-                <w:b w:val="false"/>
-                <w:bCs w:val="false"/>
-                <w:sz w:val="24"/>
-                <w:szCs w:val="24"/>
-              </w:rPr>
-              <w:t xml:space="preserve">datetime, date</w:t>
-            </w:r>
-          </w:p>
-        </w:tc>
-        <w:tc>
-          <w:tcPr>
-            <w:tcW w:type="dxa" w:w="1961"/>
-            <w:tcBorders>
-              <w:top w:val="single" w:color="000000" w:sz="4"/>
-              <w:left w:val="single" w:color="000000" w:sz="4"/>
-              <w:bottom w:val="single" w:color="000000" w:sz="4"/>
-              <w:right w:val="single" w:color="000000" w:sz="4"/>
-            </w:tcBorders>
-            <w:tcMar>
-              <w:left w:type="dxa" w:w="80"/>
-              <w:right w:type="dxa" w:w="80"/>
-            </w:tcMar>
-          </w:tcPr>
-          <w:p>
-            <w:pPr>
-              <w:jc w:val="center"/>
-            </w:pPr>
-            <w:r>
-              <w:rPr>
-                <w:b w:val="false"/>
-                <w:bCs w:val="false"/>
-                <w:sz w:val="24"/>
-                <w:szCs w:val="24"/>
-              </w:rPr>
-              <w:t xml:space="preserve">дата и время</w:t>
-            </w:r>
-          </w:p>
-        </w:tc>
-        <w:tc>
-          <w:tcPr>
-            <w:tcW w:type="dxa" w:w="4377"/>
-            <w:tcBorders>
-              <w:top w:val="single" w:color="000000" w:sz="4"/>
-              <w:left w:val="single" w:color="000000" w:sz="4"/>
-              <w:bottom w:val="single" w:color="000000" w:sz="4"/>
-              <w:right w:val="single" w:color="000000" w:sz="4"/>
-            </w:tcBorders>
-            <w:tcMar>
-              <w:left w:type="dxa" w:w="80"/>
-              <w:right w:type="dxa" w:w="80"/>
-            </w:tcMar>
-          </w:tcPr>
-          <w:p>
-            <w:pPr>
-              <w:jc w:val="center"/>
-            </w:pPr>
-            <w:r>
-              <w:rPr>
-                <w:b w:val="false"/>
-                <w:bCs w:val="false"/>
-                <w:sz w:val="24"/>
-                <w:szCs w:val="24"/>
-              </w:rPr>
-              <w:t xml:space="preserve">момент отправки</w:t>
+            <w:tcW w:type="dxa" w:w="3523"/>
+            <w:tcBorders>
+              <w:top w:val="single" w:color="000000" w:sz="4"/>
+              <w:left w:val="single" w:color="000000" w:sz="4"/>
+              <w:bottom w:val="single" w:color="000000" w:sz="4"/>
+              <w:right w:val="single" w:color="000000" w:sz="4"/>
+            </w:tcBorders>
+            <w:tcMar>
+              <w:left w:type="dxa" w:w="80"/>
+              <w:right w:type="dxa" w:w="80"/>
+            </w:tcMar>
+          </w:tcPr>
+          <w:p>
+            <w:pPr>
+              <w:jc w:val="center"/>
+            </w:pPr>
+            <w:r>
+              <w:rPr>
+                <w:b w:val="false"/>
+                <w:bCs w:val="false"/>
+                <w:sz w:val="24"/>
+                <w:szCs w:val="24"/>
+              </w:rPr>
+              <w:t xml:space="preserve">id</w:t>
+            </w:r>
+          </w:p>
+        </w:tc>
+        <w:tc>
+          <w:tcPr>
+            <w:tcW w:type="dxa" w:w="2187"/>
+            <w:tcBorders>
+              <w:top w:val="single" w:color="000000" w:sz="4"/>
+              <w:left w:val="single" w:color="000000" w:sz="4"/>
+              <w:bottom w:val="single" w:color="000000" w:sz="4"/>
+              <w:right w:val="single" w:color="000000" w:sz="4"/>
+            </w:tcBorders>
+            <w:tcMar>
+              <w:left w:type="dxa" w:w="80"/>
+              <w:right w:type="dxa" w:w="80"/>
+            </w:tcMar>
+          </w:tcPr>
+          <w:p>
+            <w:pPr>
+              <w:jc w:val="center"/>
+            </w:pPr>
+            <w:r>
+              <w:rPr>
+                <w:b w:val="false"/>
+                <w:bCs w:val="false"/>
+                <w:sz w:val="24"/>
+                <w:szCs w:val="24"/>
+              </w:rPr>
+              <w:t xml:space="preserve">целое</w:t>
+            </w:r>
+          </w:p>
+        </w:tc>
+        <w:tc>
+          <w:tcPr>
+            <w:tcW w:type="dxa" w:w="3646"/>
+            <w:tcBorders>
+              <w:top w:val="single" w:color="000000" w:sz="4"/>
+              <w:left w:val="single" w:color="000000" w:sz="4"/>
+              <w:bottom w:val="single" w:color="000000" w:sz="4"/>
+              <w:right w:val="single" w:color="000000" w:sz="4"/>
+            </w:tcBorders>
+            <w:tcMar>
+              <w:left w:type="dxa" w:w="80"/>
+              <w:right w:type="dxa" w:w="80"/>
+            </w:tcMar>
+          </w:tcPr>
+          <w:p>
+            <w:pPr>
+              <w:jc w:val="center"/>
+            </w:pPr>
+            <w:r>
+              <w:rPr>
+                <w:b w:val="false"/>
+                <w:bCs w:val="false"/>
+                <w:sz w:val="24"/>
+                <w:szCs w:val="24"/>
+              </w:rPr>
+              <w:t xml:space="preserve">идентификатор истории</w:t>
             </w:r>
           </w:p>
         </w:tc>
@@ -1190,88 +1097,88 @@
         </w:trPr>
         <w:tc>
           <w:tcPr>
-            <w:tcW w:type="dxa" w:w="3018"/>
-            <w:tcBorders>
-              <w:top w:val="single" w:color="000000" w:sz="4"/>
-              <w:left w:val="single" w:color="000000" w:sz="4"/>
-              <w:bottom w:val="single" w:color="000000" w:sz="4"/>
-              <w:right w:val="single" w:color="000000" w:sz="4"/>
-            </w:tcBorders>
-            <w:tcMar>
-              <w:left w:type="dxa" w:w="80"/>
-              <w:right w:type="dxa" w:w="80"/>
-            </w:tcMar>
-          </w:tcPr>
-          <w:p>
-            <w:pPr>
-              <w:jc w:val="center"/>
-            </w:pPr>
-            <w:r>
-              <w:rPr>
-                <w:b w:val="false"/>
-                <w:bCs w:val="false"/>
-                <w:sz w:val="24"/>
-                <w:szCs w:val="24"/>
-              </w:rPr>
-              <w:t xml:space="preserve">hour, weekday, month</w:t>
-            </w:r>
-          </w:p>
-        </w:tc>
-        <w:tc>
-          <w:tcPr>
-            <w:tcW w:type="dxa" w:w="1961"/>
-            <w:tcBorders>
-              <w:top w:val="single" w:color="000000" w:sz="4"/>
-              <w:left w:val="single" w:color="000000" w:sz="4"/>
-              <w:bottom w:val="single" w:color="000000" w:sz="4"/>
-              <w:right w:val="single" w:color="000000" w:sz="4"/>
-            </w:tcBorders>
-            <w:tcMar>
-              <w:left w:type="dxa" w:w="80"/>
-              <w:right w:type="dxa" w:w="80"/>
-            </w:tcMar>
-          </w:tcPr>
-          <w:p>
-            <w:pPr>
-              <w:jc w:val="center"/>
-            </w:pPr>
-            <w:r>
-              <w:rPr>
-                <w:b w:val="false"/>
-                <w:bCs w:val="false"/>
-                <w:sz w:val="24"/>
-                <w:szCs w:val="24"/>
-              </w:rPr>
-              <w:t xml:space="preserve">целое, строка</w:t>
-            </w:r>
-          </w:p>
-        </w:tc>
-        <w:tc>
-          <w:tcPr>
-            <w:tcW w:type="dxa" w:w="4377"/>
-            <w:tcBorders>
-              <w:top w:val="single" w:color="000000" w:sz="4"/>
-              <w:left w:val="single" w:color="000000" w:sz="4"/>
-              <w:bottom w:val="single" w:color="000000" w:sz="4"/>
-              <w:right w:val="single" w:color="000000" w:sz="4"/>
-            </w:tcBorders>
-            <w:tcMar>
-              <w:left w:type="dxa" w:w="80"/>
-              <w:right w:type="dxa" w:w="80"/>
-            </w:tcMar>
-          </w:tcPr>
-          <w:p>
-            <w:pPr>
-              <w:jc w:val="center"/>
-            </w:pPr>
-            <w:r>
-              <w:rPr>
-                <w:b w:val="false"/>
-                <w:bCs w:val="false"/>
-                <w:sz w:val="24"/>
-                <w:szCs w:val="24"/>
-              </w:rPr>
-              <w:t xml:space="preserve">час, день недели, месяц</w:t>
+            <w:tcW w:type="dxa" w:w="3523"/>
+            <w:tcBorders>
+              <w:top w:val="single" w:color="000000" w:sz="4"/>
+              <w:left w:val="single" w:color="000000" w:sz="4"/>
+              <w:bottom w:val="single" w:color="000000" w:sz="4"/>
+              <w:right w:val="single" w:color="000000" w:sz="4"/>
+            </w:tcBorders>
+            <w:tcMar>
+              <w:left w:type="dxa" w:w="80"/>
+              <w:right w:type="dxa" w:w="80"/>
+            </w:tcMar>
+          </w:tcPr>
+          <w:p>
+            <w:pPr>
+              <w:jc w:val="center"/>
+            </w:pPr>
+            <w:r>
+              <w:rPr>
+                <w:b w:val="false"/>
+                <w:bCs w:val="false"/>
+                <w:sz w:val="24"/>
+                <w:szCs w:val="24"/>
+              </w:rPr>
+              <w:t xml:space="preserve">datetime, date, hour, weekday</w:t>
+            </w:r>
+          </w:p>
+        </w:tc>
+        <w:tc>
+          <w:tcPr>
+            <w:tcW w:type="dxa" w:w="2187"/>
+            <w:tcBorders>
+              <w:top w:val="single" w:color="000000" w:sz="4"/>
+              <w:left w:val="single" w:color="000000" w:sz="4"/>
+              <w:bottom w:val="single" w:color="000000" w:sz="4"/>
+              <w:right w:val="single" w:color="000000" w:sz="4"/>
+            </w:tcBorders>
+            <w:tcMar>
+              <w:left w:type="dxa" w:w="80"/>
+              <w:right w:type="dxa" w:w="80"/>
+            </w:tcMar>
+          </w:tcPr>
+          <w:p>
+            <w:pPr>
+              <w:jc w:val="center"/>
+            </w:pPr>
+            <w:r>
+              <w:rPr>
+                <w:b w:val="false"/>
+                <w:bCs w:val="false"/>
+                <w:sz w:val="24"/>
+                <w:szCs w:val="24"/>
+              </w:rPr>
+              <w:t xml:space="preserve">время</w:t>
+            </w:r>
+          </w:p>
+        </w:tc>
+        <w:tc>
+          <w:tcPr>
+            <w:tcW w:type="dxa" w:w="3646"/>
+            <w:tcBorders>
+              <w:top w:val="single" w:color="000000" w:sz="4"/>
+              <w:left w:val="single" w:color="000000" w:sz="4"/>
+              <w:bottom w:val="single" w:color="000000" w:sz="4"/>
+              <w:right w:val="single" w:color="000000" w:sz="4"/>
+            </w:tcBorders>
+            <w:tcMar>
+              <w:left w:type="dxa" w:w="80"/>
+              <w:right w:type="dxa" w:w="80"/>
+            </w:tcMar>
+          </w:tcPr>
+          <w:p>
+            <w:pPr>
+              <w:jc w:val="center"/>
+            </w:pPr>
+            <w:r>
+              <w:rPr>
+                <w:b w:val="false"/>
+                <w:bCs w:val="false"/>
+                <w:sz w:val="24"/>
+                <w:szCs w:val="24"/>
+              </w:rPr>
+              <w:t xml:space="preserve">момент публикации (UTC)</w:t>
             </w:r>
           </w:p>
         </w:tc>
@@ -1283,36 +1190,36 @@
         </w:trPr>
         <w:tc>
           <w:tcPr>
-            <w:tcW w:type="dxa" w:w="3018"/>
-            <w:tcBorders>
-              <w:top w:val="single" w:color="000000" w:sz="4"/>
-              <w:left w:val="single" w:color="000000" w:sz="4"/>
-              <w:bottom w:val="single" w:color="000000" w:sz="4"/>
-              <w:right w:val="single" w:color="000000" w:sz="4"/>
-            </w:tcBorders>
-            <w:tcMar>
-              <w:left w:type="dxa" w:w="80"/>
-              <w:right w:type="dxa" w:w="80"/>
-            </w:tcMar>
-          </w:tcPr>
-          <w:p>
-            <w:pPr>
-              <w:jc w:val="center"/>
-            </w:pPr>
-            <w:r>
-              <w:rPr>
-                <w:b w:val="false"/>
-                <w:bCs w:val="false"/>
-                <w:sz w:val="24"/>
-                <w:szCs w:val="24"/>
-              </w:rPr>
-              <w:t xml:space="preserve">chat</w:t>
-            </w:r>
-          </w:p>
-        </w:tc>
-        <w:tc>
-          <w:tcPr>
-            <w:tcW w:type="dxa" w:w="1961"/>
+            <w:tcW w:type="dxa" w:w="3523"/>
+            <w:tcBorders>
+              <w:top w:val="single" w:color="000000" w:sz="4"/>
+              <w:left w:val="single" w:color="000000" w:sz="4"/>
+              <w:bottom w:val="single" w:color="000000" w:sz="4"/>
+              <w:right w:val="single" w:color="000000" w:sz="4"/>
+            </w:tcBorders>
+            <w:tcMar>
+              <w:left w:type="dxa" w:w="80"/>
+              <w:right w:type="dxa" w:w="80"/>
+            </w:tcMar>
+          </w:tcPr>
+          <w:p>
+            <w:pPr>
+              <w:jc w:val="center"/>
+            </w:pPr>
+            <w:r>
+              <w:rPr>
+                <w:b w:val="false"/>
+                <w:bCs w:val="false"/>
+                <w:sz w:val="24"/>
+                <w:szCs w:val="24"/>
+              </w:rPr>
+              <w:t xml:space="preserve">author_hash</w:t>
+            </w:r>
+          </w:p>
+        </w:tc>
+        <w:tc>
+          <w:tcPr>
+            <w:tcW w:type="dxa" w:w="2187"/>
             <w:tcBorders>
               <w:top w:val="single" w:color="000000" w:sz="4"/>
               <w:left w:val="single" w:color="000000" w:sz="4"/>
@@ -1341,30 +1248,30 @@
         </w:tc>
         <w:tc>
           <w:tcPr>
-            <w:tcW w:type="dxa" w:w="4377"/>
-            <w:tcBorders>
-              <w:top w:val="single" w:color="000000" w:sz="4"/>
-              <w:left w:val="single" w:color="000000" w:sz="4"/>
-              <w:bottom w:val="single" w:color="000000" w:sz="4"/>
-              <w:right w:val="single" w:color="000000" w:sz="4"/>
-            </w:tcBorders>
-            <w:tcMar>
-              <w:left w:type="dxa" w:w="80"/>
-              <w:right w:type="dxa" w:w="80"/>
-            </w:tcMar>
-          </w:tcPr>
-          <w:p>
-            <w:pPr>
-              <w:jc w:val="center"/>
-            </w:pPr>
-            <w:r>
-              <w:rPr>
-                <w:b w:val="false"/>
-                <w:bCs w:val="false"/>
-                <w:sz w:val="24"/>
-                <w:szCs w:val="24"/>
-              </w:rPr>
-              <w:t xml:space="preserve">название чата</w:t>
+            <w:tcW w:type="dxa" w:w="3646"/>
+            <w:tcBorders>
+              <w:top w:val="single" w:color="000000" w:sz="4"/>
+              <w:left w:val="single" w:color="000000" w:sz="4"/>
+              <w:bottom w:val="single" w:color="000000" w:sz="4"/>
+              <w:right w:val="single" w:color="000000" w:sz="4"/>
+            </w:tcBorders>
+            <w:tcMar>
+              <w:left w:type="dxa" w:w="80"/>
+              <w:right w:type="dxa" w:w="80"/>
+            </w:tcMar>
+          </w:tcPr>
+          <w:p>
+            <w:pPr>
+              <w:jc w:val="center"/>
+            </w:pPr>
+            <w:r>
+              <w:rPr>
+                <w:b w:val="false"/>
+                <w:bCs w:val="false"/>
+                <w:sz w:val="24"/>
+                <w:szCs w:val="24"/>
+              </w:rPr>
+              <w:t xml:space="preserve">хеш автора</w:t>
             </w:r>
           </w:p>
         </w:tc>
@@ -1376,36 +1283,36 @@
         </w:trPr>
         <w:tc>
           <w:tcPr>
-            <w:tcW w:type="dxa" w:w="3018"/>
-            <w:tcBorders>
-              <w:top w:val="single" w:color="000000" w:sz="4"/>
-              <w:left w:val="single" w:color="000000" w:sz="4"/>
-              <w:bottom w:val="single" w:color="000000" w:sz="4"/>
-              <w:right w:val="single" w:color="000000" w:sz="4"/>
-            </w:tcBorders>
-            <w:tcMar>
-              <w:left w:type="dxa" w:w="80"/>
-              <w:right w:type="dxa" w:w="80"/>
-            </w:tcMar>
-          </w:tcPr>
-          <w:p>
-            <w:pPr>
-              <w:jc w:val="center"/>
-            </w:pPr>
-            <w:r>
-              <w:rPr>
-                <w:b w:val="false"/>
-                <w:bCs w:val="false"/>
-                <w:sz w:val="24"/>
-                <w:szCs w:val="24"/>
-              </w:rPr>
-              <w:t xml:space="preserve">sender, sender_hash</w:t>
-            </w:r>
-          </w:p>
-        </w:tc>
-        <w:tc>
-          <w:tcPr>
-            <w:tcW w:type="dxa" w:w="1961"/>
+            <w:tcW w:type="dxa" w:w="3523"/>
+            <w:tcBorders>
+              <w:top w:val="single" w:color="000000" w:sz="4"/>
+              <w:left w:val="single" w:color="000000" w:sz="4"/>
+              <w:bottom w:val="single" w:color="000000" w:sz="4"/>
+              <w:right w:val="single" w:color="000000" w:sz="4"/>
+            </w:tcBorders>
+            <w:tcMar>
+              <w:left w:type="dxa" w:w="80"/>
+              <w:right w:type="dxa" w:w="80"/>
+            </w:tcMar>
+          </w:tcPr>
+          <w:p>
+            <w:pPr>
+              <w:jc w:val="center"/>
+            </w:pPr>
+            <w:r>
+              <w:rPr>
+                <w:b w:val="false"/>
+                <w:bCs w:val="false"/>
+                <w:sz w:val="24"/>
+                <w:szCs w:val="24"/>
+              </w:rPr>
+              <w:t xml:space="preserve">kind</w:t>
+            </w:r>
+          </w:p>
+        </w:tc>
+        <w:tc>
+          <w:tcPr>
+            <w:tcW w:type="dxa" w:w="2187"/>
             <w:tcBorders>
               <w:top w:val="single" w:color="000000" w:sz="4"/>
               <w:left w:val="single" w:color="000000" w:sz="4"/>
@@ -1434,30 +1341,30 @@
         </w:tc>
         <w:tc>
           <w:tcPr>
-            <w:tcW w:type="dxa" w:w="4377"/>
-            <w:tcBorders>
-              <w:top w:val="single" w:color="000000" w:sz="4"/>
-              <w:left w:val="single" w:color="000000" w:sz="4"/>
-              <w:bottom w:val="single" w:color="000000" w:sz="4"/>
-              <w:right w:val="single" w:color="000000" w:sz="4"/>
-            </w:tcBorders>
-            <w:tcMar>
-              <w:left w:type="dxa" w:w="80"/>
-              <w:right w:type="dxa" w:w="80"/>
-            </w:tcMar>
-          </w:tcPr>
-          <w:p>
-            <w:pPr>
-              <w:jc w:val="center"/>
-            </w:pPr>
-            <w:r>
-              <w:rPr>
-                <w:b w:val="false"/>
-                <w:bCs w:val="false"/>
-                <w:sz w:val="24"/>
-                <w:szCs w:val="24"/>
-              </w:rPr>
-              <w:t xml:space="preserve">псевдоним и хеш отправителя</w:t>
+            <w:tcW w:type="dxa" w:w="3646"/>
+            <w:tcBorders>
+              <w:top w:val="single" w:color="000000" w:sz="4"/>
+              <w:left w:val="single" w:color="000000" w:sz="4"/>
+              <w:bottom w:val="single" w:color="000000" w:sz="4"/>
+              <w:right w:val="single" w:color="000000" w:sz="4"/>
+            </w:tcBorders>
+            <w:tcMar>
+              <w:left w:type="dxa" w:w="80"/>
+              <w:right w:type="dxa" w:w="80"/>
+            </w:tcMar>
+          </w:tcPr>
+          <w:p>
+            <w:pPr>
+              <w:jc w:val="center"/>
+            </w:pPr>
+            <w:r>
+              <w:rPr>
+                <w:b w:val="false"/>
+                <w:bCs w:val="false"/>
+                <w:sz w:val="24"/>
+                <w:szCs w:val="24"/>
+              </w:rPr>
+              <w:t xml:space="preserve">story, ask или show</w:t>
             </w:r>
           </w:p>
         </w:tc>
@@ -1469,36 +1376,36 @@
         </w:trPr>
         <w:tc>
           <w:tcPr>
-            <w:tcW w:type="dxa" w:w="3018"/>
-            <w:tcBorders>
-              <w:top w:val="single" w:color="000000" w:sz="4"/>
-              <w:left w:val="single" w:color="000000" w:sz="4"/>
-              <w:bottom w:val="single" w:color="000000" w:sz="4"/>
-              <w:right w:val="single" w:color="000000" w:sz="4"/>
-            </w:tcBorders>
-            <w:tcMar>
-              <w:left w:type="dxa" w:w="80"/>
-              <w:right w:type="dxa" w:w="80"/>
-            </w:tcMar>
-          </w:tcPr>
-          <w:p>
-            <w:pPr>
-              <w:jc w:val="center"/>
-            </w:pPr>
-            <w:r>
-              <w:rPr>
-                <w:b w:val="false"/>
-                <w:bCs w:val="false"/>
-                <w:sz w:val="24"/>
-                <w:szCs w:val="24"/>
-              </w:rPr>
-              <w:t xml:space="preserve">length</w:t>
-            </w:r>
-          </w:p>
-        </w:tc>
-        <w:tc>
-          <w:tcPr>
-            <w:tcW w:type="dxa" w:w="1961"/>
+            <w:tcW w:type="dxa" w:w="3523"/>
+            <w:tcBorders>
+              <w:top w:val="single" w:color="000000" w:sz="4"/>
+              <w:left w:val="single" w:color="000000" w:sz="4"/>
+              <w:bottom w:val="single" w:color="000000" w:sz="4"/>
+              <w:right w:val="single" w:color="000000" w:sz="4"/>
+            </w:tcBorders>
+            <w:tcMar>
+              <w:left w:type="dxa" w:w="80"/>
+              <w:right w:type="dxa" w:w="80"/>
+            </w:tcMar>
+          </w:tcPr>
+          <w:p>
+            <w:pPr>
+              <w:jc w:val="center"/>
+            </w:pPr>
+            <w:r>
+              <w:rPr>
+                <w:b w:val="false"/>
+                <w:bCs w:val="false"/>
+                <w:sz w:val="24"/>
+                <w:szCs w:val="24"/>
+              </w:rPr>
+              <w:t xml:space="preserve">title_len, title_words</w:t>
+            </w:r>
+          </w:p>
+        </w:tc>
+        <w:tc>
+          <w:tcPr>
+            <w:tcW w:type="dxa" w:w="2187"/>
             <w:tcBorders>
               <w:top w:val="single" w:color="000000" w:sz="4"/>
               <w:left w:val="single" w:color="000000" w:sz="4"/>
@@ -1527,30 +1434,30 @@
         </w:tc>
         <w:tc>
           <w:tcPr>
-            <w:tcW w:type="dxa" w:w="4377"/>
-            <w:tcBorders>
-              <w:top w:val="single" w:color="000000" w:sz="4"/>
-              <w:left w:val="single" w:color="000000" w:sz="4"/>
-              <w:bottom w:val="single" w:color="000000" w:sz="4"/>
-              <w:right w:val="single" w:color="000000" w:sz="4"/>
-            </w:tcBorders>
-            <w:tcMar>
-              <w:left w:type="dxa" w:w="80"/>
-              <w:right w:type="dxa" w:w="80"/>
-            </w:tcMar>
-          </w:tcPr>
-          <w:p>
-            <w:pPr>
-              <w:jc w:val="center"/>
-            </w:pPr>
-            <w:r>
-              <w:rPr>
-                <w:b w:val="false"/>
-                <w:bCs w:val="false"/>
-                <w:sz w:val="24"/>
-                <w:szCs w:val="24"/>
-              </w:rPr>
-              <w:t xml:space="preserve">длина текста в символах</w:t>
+            <w:tcW w:type="dxa" w:w="3646"/>
+            <w:tcBorders>
+              <w:top w:val="single" w:color="000000" w:sz="4"/>
+              <w:left w:val="single" w:color="000000" w:sz="4"/>
+              <w:bottom w:val="single" w:color="000000" w:sz="4"/>
+              <w:right w:val="single" w:color="000000" w:sz="4"/>
+            </w:tcBorders>
+            <w:tcMar>
+              <w:left w:type="dxa" w:w="80"/>
+              <w:right w:type="dxa" w:w="80"/>
+            </w:tcMar>
+          </w:tcPr>
+          <w:p>
+            <w:pPr>
+              <w:jc w:val="center"/>
+            </w:pPr>
+            <w:r>
+              <w:rPr>
+                <w:b w:val="false"/>
+                <w:bCs w:val="false"/>
+                <w:sz w:val="24"/>
+                <w:szCs w:val="24"/>
+              </w:rPr>
+              <w:t xml:space="preserve">длина заголовка</w:t>
             </w:r>
           </w:p>
         </w:tc>
@@ -1562,88 +1469,88 @@
         </w:trPr>
         <w:tc>
           <w:tcPr>
-            <w:tcW w:type="dxa" w:w="3018"/>
-            <w:tcBorders>
-              <w:top w:val="single" w:color="000000" w:sz="4"/>
-              <w:left w:val="single" w:color="000000" w:sz="4"/>
-              <w:bottom w:val="single" w:color="000000" w:sz="4"/>
-              <w:right w:val="single" w:color="000000" w:sz="4"/>
-            </w:tcBorders>
-            <w:tcMar>
-              <w:left w:type="dxa" w:w="80"/>
-              <w:right w:type="dxa" w:w="80"/>
-            </w:tcMar>
-          </w:tcPr>
-          <w:p>
-            <w:pPr>
-              <w:jc w:val="center"/>
-            </w:pPr>
-            <w:r>
-              <w:rPr>
-                <w:b w:val="false"/>
-                <w:bCs w:val="false"/>
-                <w:sz w:val="24"/>
-                <w:szCs w:val="24"/>
-              </w:rPr>
-              <w:t xml:space="preserve">has_media, has_link</w:t>
-            </w:r>
-          </w:p>
-        </w:tc>
-        <w:tc>
-          <w:tcPr>
-            <w:tcW w:type="dxa" w:w="1961"/>
-            <w:tcBorders>
-              <w:top w:val="single" w:color="000000" w:sz="4"/>
-              <w:left w:val="single" w:color="000000" w:sz="4"/>
-              <w:bottom w:val="single" w:color="000000" w:sz="4"/>
-              <w:right w:val="single" w:color="000000" w:sz="4"/>
-            </w:tcBorders>
-            <w:tcMar>
-              <w:left w:type="dxa" w:w="80"/>
-              <w:right w:type="dxa" w:w="80"/>
-            </w:tcMar>
-          </w:tcPr>
-          <w:p>
-            <w:pPr>
-              <w:jc w:val="center"/>
-            </w:pPr>
-            <w:r>
-              <w:rPr>
-                <w:b w:val="false"/>
-                <w:bCs w:val="false"/>
-                <w:sz w:val="24"/>
-                <w:szCs w:val="24"/>
-              </w:rPr>
-              <w:t xml:space="preserve">логический</w:t>
-            </w:r>
-          </w:p>
-        </w:tc>
-        <w:tc>
-          <w:tcPr>
-            <w:tcW w:type="dxa" w:w="4377"/>
-            <w:tcBorders>
-              <w:top w:val="single" w:color="000000" w:sz="4"/>
-              <w:left w:val="single" w:color="000000" w:sz="4"/>
-              <w:bottom w:val="single" w:color="000000" w:sz="4"/>
-              <w:right w:val="single" w:color="000000" w:sz="4"/>
-            </w:tcBorders>
-            <w:tcMar>
-              <w:left w:type="dxa" w:w="80"/>
-              <w:right w:type="dxa" w:w="80"/>
-            </w:tcMar>
-          </w:tcPr>
-          <w:p>
-            <w:pPr>
-              <w:jc w:val="center"/>
-            </w:pPr>
-            <w:r>
-              <w:rPr>
-                <w:b w:val="false"/>
-                <w:bCs w:val="false"/>
-                <w:sz w:val="24"/>
-                <w:szCs w:val="24"/>
-              </w:rPr>
-              <w:t xml:space="preserve">есть ли медиа, есть ли ссылка</w:t>
+            <w:tcW w:type="dxa" w:w="3523"/>
+            <w:tcBorders>
+              <w:top w:val="single" w:color="000000" w:sz="4"/>
+              <w:left w:val="single" w:color="000000" w:sz="4"/>
+              <w:bottom w:val="single" w:color="000000" w:sz="4"/>
+              <w:right w:val="single" w:color="000000" w:sz="4"/>
+            </w:tcBorders>
+            <w:tcMar>
+              <w:left w:type="dxa" w:w="80"/>
+              <w:right w:type="dxa" w:w="80"/>
+            </w:tcMar>
+          </w:tcPr>
+          <w:p>
+            <w:pPr>
+              <w:jc w:val="center"/>
+            </w:pPr>
+            <w:r>
+              <w:rPr>
+                <w:b w:val="false"/>
+                <w:bCs w:val="false"/>
+                <w:sz w:val="24"/>
+                <w:szCs w:val="24"/>
+              </w:rPr>
+              <w:t xml:space="preserve">has_url, domain</w:t>
+            </w:r>
+          </w:p>
+        </w:tc>
+        <w:tc>
+          <w:tcPr>
+            <w:tcW w:type="dxa" w:w="2187"/>
+            <w:tcBorders>
+              <w:top w:val="single" w:color="000000" w:sz="4"/>
+              <w:left w:val="single" w:color="000000" w:sz="4"/>
+              <w:bottom w:val="single" w:color="000000" w:sz="4"/>
+              <w:right w:val="single" w:color="000000" w:sz="4"/>
+            </w:tcBorders>
+            <w:tcMar>
+              <w:left w:type="dxa" w:w="80"/>
+              <w:right w:type="dxa" w:w="80"/>
+            </w:tcMar>
+          </w:tcPr>
+          <w:p>
+            <w:pPr>
+              <w:jc w:val="center"/>
+            </w:pPr>
+            <w:r>
+              <w:rPr>
+                <w:b w:val="false"/>
+                <w:bCs w:val="false"/>
+                <w:sz w:val="24"/>
+                <w:szCs w:val="24"/>
+              </w:rPr>
+              <w:t xml:space="preserve">логический, строка</w:t>
+            </w:r>
+          </w:p>
+        </w:tc>
+        <w:tc>
+          <w:tcPr>
+            <w:tcW w:type="dxa" w:w="3646"/>
+            <w:tcBorders>
+              <w:top w:val="single" w:color="000000" w:sz="4"/>
+              <w:left w:val="single" w:color="000000" w:sz="4"/>
+              <w:bottom w:val="single" w:color="000000" w:sz="4"/>
+              <w:right w:val="single" w:color="000000" w:sz="4"/>
+            </w:tcBorders>
+            <w:tcMar>
+              <w:left w:type="dxa" w:w="80"/>
+              <w:right w:type="dxa" w:w="80"/>
+            </w:tcMar>
+          </w:tcPr>
+          <w:p>
+            <w:pPr>
+              <w:jc w:val="center"/>
+            </w:pPr>
+            <w:r>
+              <w:rPr>
+                <w:b w:val="false"/>
+                <w:bCs w:val="false"/>
+                <w:sz w:val="24"/>
+                <w:szCs w:val="24"/>
+              </w:rPr>
+              <w:t xml:space="preserve">ссылка и её домен</w:t>
             </w:r>
           </w:p>
         </w:tc>
@@ -1655,88 +1562,274 @@
         </w:trPr>
         <w:tc>
           <w:tcPr>
-            <w:tcW w:type="dxa" w:w="3018"/>
-            <w:tcBorders>
-              <w:top w:val="single" w:color="000000" w:sz="4"/>
-              <w:left w:val="single" w:color="000000" w:sz="4"/>
-              <w:bottom w:val="single" w:color="000000" w:sz="4"/>
-              <w:right w:val="single" w:color="000000" w:sz="4"/>
-            </w:tcBorders>
-            <w:tcMar>
-              <w:left w:type="dxa" w:w="80"/>
-              <w:right w:type="dxa" w:w="80"/>
-            </w:tcMar>
-          </w:tcPr>
-          <w:p>
-            <w:pPr>
-              <w:jc w:val="center"/>
-            </w:pPr>
-            <w:r>
-              <w:rPr>
-                <w:b w:val="false"/>
-                <w:bCs w:val="false"/>
-                <w:sz w:val="24"/>
-                <w:szCs w:val="24"/>
-              </w:rPr>
-              <w:t xml:space="preserve">is_reply, is_forward</w:t>
-            </w:r>
-          </w:p>
-        </w:tc>
-        <w:tc>
-          <w:tcPr>
-            <w:tcW w:type="dxa" w:w="1961"/>
-            <w:tcBorders>
-              <w:top w:val="single" w:color="000000" w:sz="4"/>
-              <w:left w:val="single" w:color="000000" w:sz="4"/>
-              <w:bottom w:val="single" w:color="000000" w:sz="4"/>
-              <w:right w:val="single" w:color="000000" w:sz="4"/>
-            </w:tcBorders>
-            <w:tcMar>
-              <w:left w:type="dxa" w:w="80"/>
-              <w:right w:type="dxa" w:w="80"/>
-            </w:tcMar>
-          </w:tcPr>
-          <w:p>
-            <w:pPr>
-              <w:jc w:val="center"/>
-            </w:pPr>
-            <w:r>
-              <w:rPr>
-                <w:b w:val="false"/>
-                <w:bCs w:val="false"/>
-                <w:sz w:val="24"/>
-                <w:szCs w:val="24"/>
-              </w:rPr>
-              <w:t xml:space="preserve">логический</w:t>
-            </w:r>
-          </w:p>
-        </w:tc>
-        <w:tc>
-          <w:tcPr>
-            <w:tcW w:type="dxa" w:w="4377"/>
-            <w:tcBorders>
-              <w:top w:val="single" w:color="000000" w:sz="4"/>
-              <w:left w:val="single" w:color="000000" w:sz="4"/>
-              <w:bottom w:val="single" w:color="000000" w:sz="4"/>
-              <w:right w:val="single" w:color="000000" w:sz="4"/>
-            </w:tcBorders>
-            <w:tcMar>
-              <w:left w:type="dxa" w:w="80"/>
-              <w:right w:type="dxa" w:w="80"/>
-            </w:tcMar>
-          </w:tcPr>
-          <w:p>
-            <w:pPr>
-              <w:jc w:val="center"/>
-            </w:pPr>
-            <w:r>
-              <w:rPr>
-                <w:b w:val="false"/>
-                <w:bCs w:val="false"/>
-                <w:sz w:val="24"/>
-                <w:szCs w:val="24"/>
-              </w:rPr>
-              <w:t xml:space="preserve">ответ или пересылка</w:t>
+            <w:tcW w:type="dxa" w:w="3523"/>
+            <w:tcBorders>
+              <w:top w:val="single" w:color="000000" w:sz="4"/>
+              <w:left w:val="single" w:color="000000" w:sz="4"/>
+              <w:bottom w:val="single" w:color="000000" w:sz="4"/>
+              <w:right w:val="single" w:color="000000" w:sz="4"/>
+            </w:tcBorders>
+            <w:tcMar>
+              <w:left w:type="dxa" w:w="80"/>
+              <w:right w:type="dxa" w:w="80"/>
+            </w:tcMar>
+          </w:tcPr>
+          <w:p>
+            <w:pPr>
+              <w:jc w:val="center"/>
+            </w:pPr>
+            <w:r>
+              <w:rPr>
+                <w:b w:val="false"/>
+                <w:bCs w:val="false"/>
+                <w:sz w:val="24"/>
+                <w:szCs w:val="24"/>
+              </w:rPr>
+              <w:t xml:space="preserve">text_len</w:t>
+            </w:r>
+          </w:p>
+        </w:tc>
+        <w:tc>
+          <w:tcPr>
+            <w:tcW w:type="dxa" w:w="2187"/>
+            <w:tcBorders>
+              <w:top w:val="single" w:color="000000" w:sz="4"/>
+              <w:left w:val="single" w:color="000000" w:sz="4"/>
+              <w:bottom w:val="single" w:color="000000" w:sz="4"/>
+              <w:right w:val="single" w:color="000000" w:sz="4"/>
+            </w:tcBorders>
+            <w:tcMar>
+              <w:left w:type="dxa" w:w="80"/>
+              <w:right w:type="dxa" w:w="80"/>
+            </w:tcMar>
+          </w:tcPr>
+          <w:p>
+            <w:pPr>
+              <w:jc w:val="center"/>
+            </w:pPr>
+            <w:r>
+              <w:rPr>
+                <w:b w:val="false"/>
+                <w:bCs w:val="false"/>
+                <w:sz w:val="24"/>
+                <w:szCs w:val="24"/>
+              </w:rPr>
+              <w:t xml:space="preserve">целое</w:t>
+            </w:r>
+          </w:p>
+        </w:tc>
+        <w:tc>
+          <w:tcPr>
+            <w:tcW w:type="dxa" w:w="3646"/>
+            <w:tcBorders>
+              <w:top w:val="single" w:color="000000" w:sz="4"/>
+              <w:left w:val="single" w:color="000000" w:sz="4"/>
+              <w:bottom w:val="single" w:color="000000" w:sz="4"/>
+              <w:right w:val="single" w:color="000000" w:sz="4"/>
+            </w:tcBorders>
+            <w:tcMar>
+              <w:left w:type="dxa" w:w="80"/>
+              <w:right w:type="dxa" w:w="80"/>
+            </w:tcMar>
+          </w:tcPr>
+          <w:p>
+            <w:pPr>
+              <w:jc w:val="center"/>
+            </w:pPr>
+            <w:r>
+              <w:rPr>
+                <w:b w:val="false"/>
+                <w:bCs w:val="false"/>
+                <w:sz w:val="24"/>
+                <w:szCs w:val="24"/>
+              </w:rPr>
+              <w:t xml:space="preserve">длина текста истории</w:t>
+            </w:r>
+          </w:p>
+        </w:tc>
+      </w:tr>
+      <w:tr>
+        <w:trPr>
+          <w:cantSplit/>
+          <w:tblHeader w:val="false"/>
+        </w:trPr>
+        <w:tc>
+          <w:tcPr>
+            <w:tcW w:type="dxa" w:w="3523"/>
+            <w:tcBorders>
+              <w:top w:val="single" w:color="000000" w:sz="4"/>
+              <w:left w:val="single" w:color="000000" w:sz="4"/>
+              <w:bottom w:val="single" w:color="000000" w:sz="4"/>
+              <w:right w:val="single" w:color="000000" w:sz="4"/>
+            </w:tcBorders>
+            <w:tcMar>
+              <w:left w:type="dxa" w:w="80"/>
+              <w:right w:type="dxa" w:w="80"/>
+            </w:tcMar>
+          </w:tcPr>
+          <w:p>
+            <w:pPr>
+              <w:jc w:val="center"/>
+            </w:pPr>
+            <w:r>
+              <w:rPr>
+                <w:b w:val="false"/>
+                <w:bCs w:val="false"/>
+                <w:sz w:val="24"/>
+                <w:szCs w:val="24"/>
+              </w:rPr>
+              <w:t xml:space="preserve">points, comments</w:t>
+            </w:r>
+          </w:p>
+        </w:tc>
+        <w:tc>
+          <w:tcPr>
+            <w:tcW w:type="dxa" w:w="2187"/>
+            <w:tcBorders>
+              <w:top w:val="single" w:color="000000" w:sz="4"/>
+              <w:left w:val="single" w:color="000000" w:sz="4"/>
+              <w:bottom w:val="single" w:color="000000" w:sz="4"/>
+              <w:right w:val="single" w:color="000000" w:sz="4"/>
+            </w:tcBorders>
+            <w:tcMar>
+              <w:left w:type="dxa" w:w="80"/>
+              <w:right w:type="dxa" w:w="80"/>
+            </w:tcMar>
+          </w:tcPr>
+          <w:p>
+            <w:pPr>
+              <w:jc w:val="center"/>
+            </w:pPr>
+            <w:r>
+              <w:rPr>
+                <w:b w:val="false"/>
+                <w:bCs w:val="false"/>
+                <w:sz w:val="24"/>
+                <w:szCs w:val="24"/>
+              </w:rPr>
+              <w:t xml:space="preserve">целое</w:t>
+            </w:r>
+          </w:p>
+        </w:tc>
+        <w:tc>
+          <w:tcPr>
+            <w:tcW w:type="dxa" w:w="3646"/>
+            <w:tcBorders>
+              <w:top w:val="single" w:color="000000" w:sz="4"/>
+              <w:left w:val="single" w:color="000000" w:sz="4"/>
+              <w:bottom w:val="single" w:color="000000" w:sz="4"/>
+              <w:right w:val="single" w:color="000000" w:sz="4"/>
+            </w:tcBorders>
+            <w:tcMar>
+              <w:left w:type="dxa" w:w="80"/>
+              <w:right w:type="dxa" w:w="80"/>
+            </w:tcMar>
+          </w:tcPr>
+          <w:p>
+            <w:pPr>
+              <w:jc w:val="center"/>
+            </w:pPr>
+            <w:r>
+              <w:rPr>
+                <w:b w:val="false"/>
+                <w:bCs w:val="false"/>
+                <w:sz w:val="24"/>
+                <w:szCs w:val="24"/>
+              </w:rPr>
+              <w:t xml:space="preserve">очки и комментарии</w:t>
+            </w:r>
+          </w:p>
+        </w:tc>
+      </w:tr>
+      <w:tr>
+        <w:trPr>
+          <w:cantSplit/>
+          <w:tblHeader w:val="false"/>
+        </w:trPr>
+        <w:tc>
+          <w:tcPr>
+            <w:tcW w:type="dxa" w:w="3523"/>
+            <w:tcBorders>
+              <w:top w:val="single" w:color="000000" w:sz="4"/>
+              <w:left w:val="single" w:color="000000" w:sz="4"/>
+              <w:bottom w:val="single" w:color="000000" w:sz="4"/>
+              <w:right w:val="single" w:color="000000" w:sz="4"/>
+            </w:tcBorders>
+            <w:tcMar>
+              <w:left w:type="dxa" w:w="80"/>
+              <w:right w:type="dxa" w:w="80"/>
+            </w:tcMar>
+          </w:tcPr>
+          <w:p>
+            <w:pPr>
+              <w:jc w:val="center"/>
+            </w:pPr>
+            <w:r>
+              <w:rPr>
+                <w:b w:val="false"/>
+                <w:bCs w:val="false"/>
+                <w:sz w:val="24"/>
+                <w:szCs w:val="24"/>
+              </w:rPr>
+              <w:t xml:space="preserve">age_hours</w:t>
+            </w:r>
+          </w:p>
+        </w:tc>
+        <w:tc>
+          <w:tcPr>
+            <w:tcW w:type="dxa" w:w="2187"/>
+            <w:tcBorders>
+              <w:top w:val="single" w:color="000000" w:sz="4"/>
+              <w:left w:val="single" w:color="000000" w:sz="4"/>
+              <w:bottom w:val="single" w:color="000000" w:sz="4"/>
+              <w:right w:val="single" w:color="000000" w:sz="4"/>
+            </w:tcBorders>
+            <w:tcMar>
+              <w:left w:type="dxa" w:w="80"/>
+              <w:right w:type="dxa" w:w="80"/>
+            </w:tcMar>
+          </w:tcPr>
+          <w:p>
+            <w:pPr>
+              <w:jc w:val="center"/>
+            </w:pPr>
+            <w:r>
+              <w:rPr>
+                <w:b w:val="false"/>
+                <w:bCs w:val="false"/>
+                <w:sz w:val="24"/>
+                <w:szCs w:val="24"/>
+              </w:rPr>
+              <w:t xml:space="preserve">число</w:t>
+            </w:r>
+          </w:p>
+        </w:tc>
+        <w:tc>
+          <w:tcPr>
+            <w:tcW w:type="dxa" w:w="3646"/>
+            <w:tcBorders>
+              <w:top w:val="single" w:color="000000" w:sz="4"/>
+              <w:left w:val="single" w:color="000000" w:sz="4"/>
+              <w:bottom w:val="single" w:color="000000" w:sz="4"/>
+              <w:right w:val="single" w:color="000000" w:sz="4"/>
+            </w:tcBorders>
+            <w:tcMar>
+              <w:left w:type="dxa" w:w="80"/>
+              <w:right w:type="dxa" w:w="80"/>
+            </w:tcMar>
+          </w:tcPr>
+          <w:p>
+            <w:pPr>
+              <w:jc w:val="center"/>
+            </w:pPr>
+            <w:r>
+              <w:rPr>
+                <w:b w:val="false"/>
+                <w:bCs w:val="false"/>
+                <w:sz w:val="24"/>
+                <w:szCs w:val="24"/>
+              </w:rPr>
+              <w:t xml:space="preserve">возраст на момент сбора, часов</w:t>
             </w:r>
           </w:p>
         </w:tc>
@@ -1775,7 +1868,7 @@
         <w:jc w:val="both"/>
       </w:pPr>
       <w:r>
-        <w:t xml:space="preserve">Активность по месяцам приведена на рисунке 1. Пик в сентябре 2023 года, когда группа только собралась, 5288 сообщений за месяц. Дальше в среднем около 780 сообщений в месяц с провалами летом: в июле 2024 года всего 5.</w:t>
+        <w:t xml:space="preserve">За восемь полных дней публикуется в среднем 934 истории в день, от 716 до 1192 (рисунок 1).</w:t>
       </w:r>
     </w:p>
     <w:p>
@@ -1787,7 +1880,7 @@
       <w:r>
         <w:drawing>
           <wp:inline distT="0" distB="0" distL="0" distR="0">
-            <wp:extent cx="5943600" cy="1857375"/>
+            <wp:extent cx="5943600" cy="1943100"/>
             <wp:effectExtent t="0" r="0" b="0" l="0"/>
             <wp:docPr id="1" name="" descr="" title=""/>
             <wp:cNvGraphicFramePr>
@@ -1812,7 +1905,7 @@
                   <pic:spPr bwMode="auto">
                     <a:xfrm>
                       <a:off x="0" y="0"/>
-                      <a:ext cx="5943600" cy="1857375"/>
+                      <a:ext cx="5943600" cy="1943100"/>
                     </a:xfrm>
                     <a:prstGeom prst="rect">
                       <a:avLst/>
@@ -1831,17 +1924,17 @@
         <w:jc w:val="center"/>
       </w:pPr>
       <w:r>
-        <w:t xml:space="preserve">Рисунок 1 — Активность чата по месяцам</w:t>
-      </w:r>
-    </w:p>
-    <w:p>
-      <w:pPr>
-        <w:spacing w:line="360"/>
-        <w:ind w:firstLine="709"/>
-        <w:jc w:val="both"/>
-      </w:pPr>
-      <w:r>
-        <w:t xml:space="preserve">Распределение по часам и дням недели (рисунок 2) показывает, что чат живёт по учебному расписанию. Пик в 10 часов утра, 2867 сообщений, ночью с 0 до 6 часов пишется 5,1 % сообщений, в выходные 18,2 %.</w:t>
+        <w:t xml:space="preserve">Рисунок 1 — Число историй по дням</w:t>
+      </w:r>
+    </w:p>
+    <w:p>
+      <w:pPr>
+        <w:spacing w:line="360"/>
+        <w:ind w:firstLine="709"/>
+        <w:jc w:val="both"/>
+      </w:pPr>
+      <w:r>
+        <w:t xml:space="preserve">Сайт живёт по американскому рабочему дню (рисунок 2): пик публикаций в 15 часов UTC, 558 историй, минимум в 3 часа UTC, 186. В будний день выходит в среднем 992 истории, в выходной 586.</w:t>
       </w:r>
     </w:p>
     <w:p>
@@ -1897,17 +1990,17 @@
         <w:jc w:val="center"/>
       </w:pPr>
       <w:r>
-        <w:t xml:space="preserve">Рисунок 2 — Сообщения по часам и дням недели</w:t>
-      </w:r>
-    </w:p>
-    <w:p>
-      <w:pPr>
-        <w:spacing w:line="360"/>
-        <w:ind w:firstLine="709"/>
-        <w:jc w:val="both"/>
-      </w:pPr>
-      <w:r>
-        <w:t xml:space="preserve">Тепловая карта (рисунок 3) это аналог ленты активности из примера к работе. Самая активная клетка четверг в 10 часов, 870 сообщений. Яркая полоса идёт по будним дням с 9 до 18 часов.</w:t>
+        <w:t xml:space="preserve">Рисунок 2 — Публикации по часам и дням недели</w:t>
+      </w:r>
+    </w:p>
+    <w:p>
+      <w:pPr>
+        <w:spacing w:line="360"/>
+        <w:ind w:firstLine="709"/>
+        <w:jc w:val="both"/>
+      </w:pPr>
+      <w:r>
+        <w:t xml:space="preserve">Внимание распределено крайне неравномерно (рисунок 3). Медиана 2 очка, у 28,1 % историй только голос самого автора, у 63 % нет ни одного комментария. При этом 339 историй (4,2 %) набрали 100 очков и больше, максимум 1803. Очки и комментарии связаны умеренно, коэффициент корреляции Спирмена 0,526.</w:t>
       </w:r>
     </w:p>
     <w:p>
@@ -1919,7 +2012,7 @@
       <w:r>
         <w:drawing>
           <wp:inline distT="0" distB="0" distL="0" distR="0">
-            <wp:extent cx="5943600" cy="2047875"/>
+            <wp:extent cx="5943600" cy="1857375"/>
             <wp:effectExtent t="0" r="0" b="0" l="0"/>
             <wp:docPr id="1" name="" descr="" title=""/>
             <wp:cNvGraphicFramePr>
@@ -1944,7 +2037,7 @@
                   <pic:spPr bwMode="auto">
                     <a:xfrm>
                       <a:off x="0" y="0"/>
-                      <a:ext cx="5943600" cy="2047875"/>
+                      <a:ext cx="5943600" cy="1857375"/>
                     </a:xfrm>
                     <a:prstGeom prst="rect">
                       <a:avLst/>
@@ -1963,17 +2056,17 @@
         <w:jc w:val="center"/>
       </w:pPr>
       <w:r>
-        <w:t xml:space="preserve">Рисунок 3 — Тепловая карта активности по дням недели и часам</w:t>
-      </w:r>
-    </w:p>
-    <w:p>
-      <w:pPr>
-        <w:spacing w:line="360"/>
-        <w:ind w:firstLine="709"/>
-        <w:jc w:val="both"/>
-      </w:pPr>
-      <w:r>
-        <w:t xml:space="preserve">Активность сильно сконцентрирована (рисунок 4): 14 участников из 56 дают 80 % сообщений, на самого активного приходится 14,7 %.</w:t>
+        <w:t xml:space="preserve">Рисунок 3 — Распределение очков и связь очков с комментариями</w:t>
+      </w:r>
+    </w:p>
+    <w:p>
+      <w:pPr>
+        <w:spacing w:line="360"/>
+        <w:ind w:firstLine="709"/>
+        <w:jc w:val="both"/>
+      </w:pPr>
+      <w:r>
+        <w:t xml:space="preserve">Чаще всего публикуют ссылки на github.com (818 историй, 10,2 %), затем youtube.com и twitter.com, всего 3915 разных доменов (рисунок 4). Историй без ссылки 3,5 %. Медиана очков у обычных историй, Ask HN и Show HN одинаковая, 2 очка.</w:t>
       </w:r>
     </w:p>
     <w:p>
@@ -1985,7 +2078,7 @@
       <w:r>
         <w:drawing>
           <wp:inline distT="0" distB="0" distL="0" distR="0">
-            <wp:extent cx="5943600" cy="2076450"/>
+            <wp:extent cx="5943600" cy="2066925"/>
             <wp:effectExtent t="0" r="0" b="0" l="0"/>
             <wp:docPr id="1" name="" descr="" title=""/>
             <wp:cNvGraphicFramePr>
@@ -2010,7 +2103,7 @@
                   <pic:spPr bwMode="auto">
                     <a:xfrm>
                       <a:off x="0" y="0"/>
-                      <a:ext cx="5943600" cy="2076450"/>
+                      <a:ext cx="5943600" cy="2066925"/>
                     </a:xfrm>
                     <a:prstGeom prst="rect">
                       <a:avLst/>
@@ -2029,17 +2122,17 @@
         <w:jc w:val="center"/>
       </w:pPr>
       <w:r>
-        <w:t xml:space="preserve">Рисунок 4 — Активность участников</w:t>
-      </w:r>
-    </w:p>
-    <w:p>
-      <w:pPr>
-        <w:spacing w:line="360"/>
-        <w:ind w:firstLine="709"/>
-        <w:jc w:val="both"/>
-      </w:pPr>
-      <w:r>
-        <w:t xml:space="preserve">Сообщения в чате короткие (рисунок 5): медиана 16 символов, три четверти короче 33 символов. Ответами на другие сообщения оказались 39,0 %, с медиа 9,2 %, пересланных 5,1 %, со ссылкой 3,6 %.</w:t>
+        <w:t xml:space="preserve">Рисунок 4 — Частые домены и типы историй</w:t>
+      </w:r>
+    </w:p>
+    <w:p>
+      <w:pPr>
+        <w:spacing w:line="360"/>
+        <w:ind w:firstLine="709"/>
+        <w:jc w:val="both"/>
+      </w:pPr>
+      <w:r>
+        <w:t xml:space="preserve">Авторов 4533, из них 80,7 % опубликовали одну историю, а половину всех историй дают 703 автора, 15,5 % (рисунок 5).</w:t>
       </w:r>
     </w:p>
     <w:p>
@@ -2051,7 +2144,7 @@
       <w:r>
         <w:drawing>
           <wp:inline distT="0" distB="0" distL="0" distR="0">
-            <wp:extent cx="5943600" cy="1866900"/>
+            <wp:extent cx="5943600" cy="3286125"/>
             <wp:effectExtent t="0" r="0" b="0" l="0"/>
             <wp:docPr id="1" name="" descr="" title=""/>
             <wp:cNvGraphicFramePr>
@@ -2076,7 +2169,7 @@
                   <pic:spPr bwMode="auto">
                     <a:xfrm>
                       <a:off x="0" y="0"/>
-                      <a:ext cx="5943600" cy="1866900"/>
+                      <a:ext cx="5943600" cy="3286125"/>
                     </a:xfrm>
                     <a:prstGeom prst="rect">
                       <a:avLst/>
@@ -2095,7 +2188,7 @@
         <w:jc w:val="center"/>
       </w:pPr>
       <w:r>
-        <w:t xml:space="preserve">Рисунок 5 — Длина сообщений и доли признаков</w:t>
+        <w:t xml:space="preserve">Рисунок 5 — Концентрация публикаций по авторам</w:t>
       </w:r>
     </w:p>
     <w:p>
@@ -2126,17 +2219,67 @@
         <w:jc w:val="both"/>
       </w:pPr>
       <w:r>
-        <w:t xml:space="preserve">Чтобы проверить, что по собранным признакам можно чему-то научиться, решается задача определения автора сообщения по времени и форме, без текста. Берутся три самых активных участника (9041 сообщение), признаки: час, день недели, длина, наличие медиа, ссылки, ответа и пересылки. Модель случайный лес, разбиение 75 / 25 со стратификацией.</w:t>
-      </w:r>
-    </w:p>
-    <w:p>
-      <w:pPr>
-        <w:spacing w:line="360"/>
-        <w:ind w:firstLine="709"/>
-        <w:jc w:val="both"/>
-      </w:pPr>
-      <w:r>
-        <w:t xml:space="preserve">Таблица 2 — Определение автора сообщения</w:t>
+        <w:t xml:space="preserve">Задача: по тому, что известно в момент публикации, предсказать, наберёт ли история 10 очков. Очки и комментарии в признаки не берутся, это и есть предсказываемый результат.</w:t>
+      </w:r>
+    </w:p>
+    <w:p>
+      <w:pPr>
+        <w:spacing w:line="360"/>
+        <w:ind w:firstLine="709"/>
+        <w:jc w:val="both"/>
+      </w:pPr>
+      <w:r>
+        <w:t xml:space="preserve">Устройство проверки:</w:t>
+      </w:r>
+    </w:p>
+    <w:p>
+      <w:pPr>
+        <w:spacing w:line="360"/>
+        <w:ind w:firstLine="709"/>
+        <w:jc w:val="both"/>
+      </w:pPr>
+      <w:r>
+        <w:t xml:space="preserve">а) в модель идут только истории старше суток, 7196 штук, популярных среди них 13,9 %;</w:t>
+      </w:r>
+    </w:p>
+    <w:p>
+      <w:pPr>
+        <w:spacing w:line="360"/>
+        <w:ind w:firstLine="709"/>
+        <w:jc w:val="both"/>
+      </w:pPr>
+      <w:r>
+        <w:t xml:space="preserve">б) разбиение по времени: обучение на первых 75 % историй (5397), проверка на последних 25 % (1799), как если бы модель предсказывала новые публикации;</w:t>
+      </w:r>
+    </w:p>
+    <w:p>
+      <w:pPr>
+        <w:spacing w:line="360"/>
+        <w:ind w:firstLine="709"/>
+        <w:jc w:val="both"/>
+      </w:pPr>
+      <w:r>
+        <w:t xml:space="preserve">в) признаки: час, день недели, длина заголовка, тип истории, ссылка на GitHub, а также история автора и домена: сколько у них было публикаций раньше и какая доля набрала 10 очков. Для обучающих историй она считается только по более ранним публикациям, для тестовых по обучающему периоду;</w:t>
+      </w:r>
+    </w:p>
+    <w:p>
+      <w:pPr>
+        <w:spacing w:line="360"/>
+        <w:ind w:firstLine="709"/>
+        <w:jc w:val="both"/>
+      </w:pPr>
+      <w:r>
+        <w:t xml:space="preserve">г) популярных историй мало, поэтому классам заданы веса, а модели сравниваются по ROC-AUC, сбалансированной точности и полноте по популярным историям.</w:t>
+      </w:r>
+    </w:p>
+    <w:p>
+      <w:pPr>
+        <w:spacing w:line="360"/>
+        <w:ind w:firstLine="709"/>
+        <w:jc w:val="both"/>
+      </w:pPr>
+      <w:r>
+        <w:t xml:space="preserve">Таблица 2 — Результаты на тестовой выборке</w:t>
       </w:r>
     </w:p>
     <w:tbl>
@@ -2152,8 +2295,10 @@
         </w:tblBorders>
       </w:tblPr>
       <w:tblGrid>
-        <w:gridCol w:w="7387"/>
-        <w:gridCol w:w="1969"/>
+        <w:gridCol w:w="2947"/>
+        <w:gridCol w:w="1361"/>
+        <w:gridCol w:w="2742"/>
+        <w:gridCol w:w="2306"/>
       </w:tblGrid>
       <w:tr>
         <w:trPr>
@@ -2162,7 +2307,7 @@
         </w:trPr>
         <w:tc>
           <w:tcPr>
-            <w:tcW w:type="dxa" w:w="7387"/>
+            <w:tcW w:type="dxa" w:w="2947"/>
             <w:tcBorders>
               <w:top w:val="single" w:color="000000" w:sz="4"/>
               <w:left w:val="single" w:color="000000" w:sz="4"/>
@@ -2191,7 +2336,7 @@
         </w:tc>
         <w:tc>
           <w:tcPr>
-            <w:tcW w:type="dxa" w:w="1969"/>
+            <w:tcW w:type="dxa" w:w="1361"/>
             <w:tcBorders>
               <w:top w:val="single" w:color="000000" w:sz="4"/>
               <w:left w:val="single" w:color="000000" w:sz="4"/>
@@ -2214,7 +2359,65 @@
                 <w:sz w:val="24"/>
                 <w:szCs w:val="24"/>
               </w:rPr>
-              <w:t xml:space="preserve">Accuracy</w:t>
+              <w:t xml:space="preserve">ROC-AUC</w:t>
+            </w:r>
+          </w:p>
+        </w:tc>
+        <w:tc>
+          <w:tcPr>
+            <w:tcW w:type="dxa" w:w="2742"/>
+            <w:tcBorders>
+              <w:top w:val="single" w:color="000000" w:sz="4"/>
+              <w:left w:val="single" w:color="000000" w:sz="4"/>
+              <w:bottom w:val="single" w:color="000000" w:sz="4"/>
+              <w:right w:val="single" w:color="000000" w:sz="4"/>
+            </w:tcBorders>
+            <w:tcMar>
+              <w:left w:type="dxa" w:w="80"/>
+              <w:right w:type="dxa" w:w="80"/>
+            </w:tcMar>
+          </w:tcPr>
+          <w:p>
+            <w:pPr>
+              <w:jc w:val="center"/>
+            </w:pPr>
+            <w:r>
+              <w:rPr>
+                <w:b/>
+                <w:bCs/>
+                <w:sz w:val="24"/>
+                <w:szCs w:val="24"/>
+              </w:rPr>
+              <w:t xml:space="preserve">Сбалансированная точность</w:t>
+            </w:r>
+          </w:p>
+        </w:tc>
+        <w:tc>
+          <w:tcPr>
+            <w:tcW w:type="dxa" w:w="2306"/>
+            <w:tcBorders>
+              <w:top w:val="single" w:color="000000" w:sz="4"/>
+              <w:left w:val="single" w:color="000000" w:sz="4"/>
+              <w:bottom w:val="single" w:color="000000" w:sz="4"/>
+              <w:right w:val="single" w:color="000000" w:sz="4"/>
+            </w:tcBorders>
+            <w:tcMar>
+              <w:left w:type="dxa" w:w="80"/>
+              <w:right w:type="dxa" w:w="80"/>
+            </w:tcMar>
+          </w:tcPr>
+          <w:p>
+            <w:pPr>
+              <w:jc w:val="center"/>
+            </w:pPr>
+            <w:r>
+              <w:rPr>
+                <w:b/>
+                <w:bCs/>
+                <w:sz w:val="24"/>
+                <w:szCs w:val="24"/>
+              </w:rPr>
+              <w:t xml:space="preserve">Полнота популярных</w:t>
             </w:r>
           </w:p>
         </w:tc>
@@ -2226,59 +2429,117 @@
         </w:trPr>
         <w:tc>
           <w:tcPr>
-            <w:tcW w:type="dxa" w:w="7387"/>
-            <w:tcBorders>
-              <w:top w:val="single" w:color="000000" w:sz="4"/>
-              <w:left w:val="single" w:color="000000" w:sz="4"/>
-              <w:bottom w:val="single" w:color="000000" w:sz="4"/>
-              <w:right w:val="single" w:color="000000" w:sz="4"/>
-            </w:tcBorders>
-            <w:tcMar>
-              <w:left w:type="dxa" w:w="80"/>
-              <w:right w:type="dxa" w:w="80"/>
-            </w:tcMar>
-          </w:tcPr>
-          <w:p>
-            <w:pPr>
-              <w:jc w:val="center"/>
-            </w:pPr>
-            <w:r>
-              <w:rPr>
-                <w:b w:val="false"/>
-                <w:bCs w:val="false"/>
-                <w:sz w:val="24"/>
-                <w:szCs w:val="24"/>
-              </w:rPr>
-              <w:t xml:space="preserve">Всегда самый активный участник</w:t>
-            </w:r>
-          </w:p>
-        </w:tc>
-        <w:tc>
-          <w:tcPr>
-            <w:tcW w:type="dxa" w:w="1969"/>
-            <w:tcBorders>
-              <w:top w:val="single" w:color="000000" w:sz="4"/>
-              <w:left w:val="single" w:color="000000" w:sz="4"/>
-              <w:bottom w:val="single" w:color="000000" w:sz="4"/>
-              <w:right w:val="single" w:color="000000" w:sz="4"/>
-            </w:tcBorders>
-            <w:tcMar>
-              <w:left w:type="dxa" w:w="80"/>
-              <w:right w:type="dxa" w:w="80"/>
-            </w:tcMar>
-          </w:tcPr>
-          <w:p>
-            <w:pPr>
-              <w:jc w:val="center"/>
-            </w:pPr>
-            <w:r>
-              <w:rPr>
-                <w:b w:val="false"/>
-                <w:bCs w:val="false"/>
-                <w:sz w:val="24"/>
-                <w:szCs w:val="24"/>
-              </w:rPr>
-              <w:t xml:space="preserve">0,4299</w:t>
+            <w:tcW w:type="dxa" w:w="2947"/>
+            <w:tcBorders>
+              <w:top w:val="single" w:color="000000" w:sz="4"/>
+              <w:left w:val="single" w:color="000000" w:sz="4"/>
+              <w:bottom w:val="single" w:color="000000" w:sz="4"/>
+              <w:right w:val="single" w:color="000000" w:sz="4"/>
+            </w:tcBorders>
+            <w:tcMar>
+              <w:left w:type="dxa" w:w="80"/>
+              <w:right w:type="dxa" w:w="80"/>
+            </w:tcMar>
+          </w:tcPr>
+          <w:p>
+            <w:pPr>
+              <w:jc w:val="center"/>
+            </w:pPr>
+            <w:r>
+              <w:rPr>
+                <w:b w:val="false"/>
+                <w:bCs w:val="false"/>
+                <w:sz w:val="24"/>
+                <w:szCs w:val="24"/>
+              </w:rPr>
+              <w:t xml:space="preserve">Всегда «меньше 10»</w:t>
+            </w:r>
+          </w:p>
+        </w:tc>
+        <w:tc>
+          <w:tcPr>
+            <w:tcW w:type="dxa" w:w="1361"/>
+            <w:tcBorders>
+              <w:top w:val="single" w:color="000000" w:sz="4"/>
+              <w:left w:val="single" w:color="000000" w:sz="4"/>
+              <w:bottom w:val="single" w:color="000000" w:sz="4"/>
+              <w:right w:val="single" w:color="000000" w:sz="4"/>
+            </w:tcBorders>
+            <w:tcMar>
+              <w:left w:type="dxa" w:w="80"/>
+              <w:right w:type="dxa" w:w="80"/>
+            </w:tcMar>
+          </w:tcPr>
+          <w:p>
+            <w:pPr>
+              <w:jc w:val="center"/>
+            </w:pPr>
+            <w:r>
+              <w:rPr>
+                <w:b w:val="false"/>
+                <w:bCs w:val="false"/>
+                <w:sz w:val="24"/>
+                <w:szCs w:val="24"/>
+              </w:rPr>
+              <w:t xml:space="preserve">0,500</w:t>
+            </w:r>
+          </w:p>
+        </w:tc>
+        <w:tc>
+          <w:tcPr>
+            <w:tcW w:type="dxa" w:w="2742"/>
+            <w:tcBorders>
+              <w:top w:val="single" w:color="000000" w:sz="4"/>
+              <w:left w:val="single" w:color="000000" w:sz="4"/>
+              <w:bottom w:val="single" w:color="000000" w:sz="4"/>
+              <w:right w:val="single" w:color="000000" w:sz="4"/>
+            </w:tcBorders>
+            <w:tcMar>
+              <w:left w:type="dxa" w:w="80"/>
+              <w:right w:type="dxa" w:w="80"/>
+            </w:tcMar>
+          </w:tcPr>
+          <w:p>
+            <w:pPr>
+              <w:jc w:val="center"/>
+            </w:pPr>
+            <w:r>
+              <w:rPr>
+                <w:b w:val="false"/>
+                <w:bCs w:val="false"/>
+                <w:sz w:val="24"/>
+                <w:szCs w:val="24"/>
+              </w:rPr>
+              <w:t xml:space="preserve">0,500</w:t>
+            </w:r>
+          </w:p>
+        </w:tc>
+        <w:tc>
+          <w:tcPr>
+            <w:tcW w:type="dxa" w:w="2306"/>
+            <w:tcBorders>
+              <w:top w:val="single" w:color="000000" w:sz="4"/>
+              <w:left w:val="single" w:color="000000" w:sz="4"/>
+              <w:bottom w:val="single" w:color="000000" w:sz="4"/>
+              <w:right w:val="single" w:color="000000" w:sz="4"/>
+            </w:tcBorders>
+            <w:tcMar>
+              <w:left w:type="dxa" w:w="80"/>
+              <w:right w:type="dxa" w:w="80"/>
+            </w:tcMar>
+          </w:tcPr>
+          <w:p>
+            <w:pPr>
+              <w:jc w:val="center"/>
+            </w:pPr>
+            <w:r>
+              <w:rPr>
+                <w:b w:val="false"/>
+                <w:bCs w:val="false"/>
+                <w:sz w:val="24"/>
+                <w:szCs w:val="24"/>
+              </w:rPr>
+              <w:t xml:space="preserve">0,000</w:t>
             </w:r>
           </w:p>
         </w:tc>
@@ -2290,7 +2551,129 @@
         </w:trPr>
         <w:tc>
           <w:tcPr>
-            <w:tcW w:type="dxa" w:w="7387"/>
+            <w:tcW w:type="dxa" w:w="2947"/>
+            <w:tcBorders>
+              <w:top w:val="single" w:color="000000" w:sz="4"/>
+              <w:left w:val="single" w:color="000000" w:sz="4"/>
+              <w:bottom w:val="single" w:color="000000" w:sz="4"/>
+              <w:right w:val="single" w:color="000000" w:sz="4"/>
+            </w:tcBorders>
+            <w:tcMar>
+              <w:left w:type="dxa" w:w="80"/>
+              <w:right w:type="dxa" w:w="80"/>
+            </w:tcMar>
+          </w:tcPr>
+          <w:p>
+            <w:pPr>
+              <w:jc w:val="center"/>
+            </w:pPr>
+            <w:r>
+              <w:rPr>
+                <w:b w:val="false"/>
+                <w:bCs w:val="false"/>
+                <w:sz w:val="24"/>
+                <w:szCs w:val="24"/>
+              </w:rPr>
+              <w:t xml:space="preserve">Логистическая регрессия</w:t>
+            </w:r>
+          </w:p>
+        </w:tc>
+        <w:tc>
+          <w:tcPr>
+            <w:tcW w:type="dxa" w:w="1361"/>
+            <w:tcBorders>
+              <w:top w:val="single" w:color="000000" w:sz="4"/>
+              <w:left w:val="single" w:color="000000" w:sz="4"/>
+              <w:bottom w:val="single" w:color="000000" w:sz="4"/>
+              <w:right w:val="single" w:color="000000" w:sz="4"/>
+            </w:tcBorders>
+            <w:tcMar>
+              <w:left w:type="dxa" w:w="80"/>
+              <w:right w:type="dxa" w:w="80"/>
+            </w:tcMar>
+          </w:tcPr>
+          <w:p>
+            <w:pPr>
+              <w:jc w:val="center"/>
+            </w:pPr>
+            <w:r>
+              <w:rPr>
+                <w:b w:val="false"/>
+                <w:bCs w:val="false"/>
+                <w:sz w:val="24"/>
+                <w:szCs w:val="24"/>
+              </w:rPr>
+              <w:t xml:space="preserve">0,573</w:t>
+            </w:r>
+          </w:p>
+        </w:tc>
+        <w:tc>
+          <w:tcPr>
+            <w:tcW w:type="dxa" w:w="2742"/>
+            <w:tcBorders>
+              <w:top w:val="single" w:color="000000" w:sz="4"/>
+              <w:left w:val="single" w:color="000000" w:sz="4"/>
+              <w:bottom w:val="single" w:color="000000" w:sz="4"/>
+              <w:right w:val="single" w:color="000000" w:sz="4"/>
+            </w:tcBorders>
+            <w:tcMar>
+              <w:left w:type="dxa" w:w="80"/>
+              <w:right w:type="dxa" w:w="80"/>
+            </w:tcMar>
+          </w:tcPr>
+          <w:p>
+            <w:pPr>
+              <w:jc w:val="center"/>
+            </w:pPr>
+            <w:r>
+              <w:rPr>
+                <w:b w:val="false"/>
+                <w:bCs w:val="false"/>
+                <w:sz w:val="24"/>
+                <w:szCs w:val="24"/>
+              </w:rPr>
+              <w:t xml:space="preserve">0,554</w:t>
+            </w:r>
+          </w:p>
+        </w:tc>
+        <w:tc>
+          <w:tcPr>
+            <w:tcW w:type="dxa" w:w="2306"/>
+            <w:tcBorders>
+              <w:top w:val="single" w:color="000000" w:sz="4"/>
+              <w:left w:val="single" w:color="000000" w:sz="4"/>
+              <w:bottom w:val="single" w:color="000000" w:sz="4"/>
+              <w:right w:val="single" w:color="000000" w:sz="4"/>
+            </w:tcBorders>
+            <w:tcMar>
+              <w:left w:type="dxa" w:w="80"/>
+              <w:right w:type="dxa" w:w="80"/>
+            </w:tcMar>
+          </w:tcPr>
+          <w:p>
+            <w:pPr>
+              <w:jc w:val="center"/>
+            </w:pPr>
+            <w:r>
+              <w:rPr>
+                <w:b w:val="false"/>
+                <w:bCs w:val="false"/>
+                <w:sz w:val="24"/>
+                <w:szCs w:val="24"/>
+              </w:rPr>
+              <w:t xml:space="preserve">0,665</w:t>
+            </w:r>
+          </w:p>
+        </w:tc>
+      </w:tr>
+      <w:tr>
+        <w:trPr>
+          <w:cantSplit/>
+          <w:tblHeader w:val="false"/>
+        </w:trPr>
+        <w:tc>
+          <w:tcPr>
+            <w:tcW w:type="dxa" w:w="2947"/>
             <w:tcBorders>
               <w:top w:val="single" w:color="000000" w:sz="4"/>
               <w:left w:val="single" w:color="000000" w:sz="4"/>
@@ -2319,30 +2702,88 @@
         </w:tc>
         <w:tc>
           <w:tcPr>
-            <w:tcW w:type="dxa" w:w="1969"/>
-            <w:tcBorders>
-              <w:top w:val="single" w:color="000000" w:sz="4"/>
-              <w:left w:val="single" w:color="000000" w:sz="4"/>
-              <w:bottom w:val="single" w:color="000000" w:sz="4"/>
-              <w:right w:val="single" w:color="000000" w:sz="4"/>
-            </w:tcBorders>
-            <w:tcMar>
-              <w:left w:type="dxa" w:w="80"/>
-              <w:right w:type="dxa" w:w="80"/>
-            </w:tcMar>
-          </w:tcPr>
-          <w:p>
-            <w:pPr>
-              <w:jc w:val="center"/>
-            </w:pPr>
-            <w:r>
-              <w:rPr>
-                <w:b w:val="false"/>
-                <w:bCs w:val="false"/>
-                <w:sz w:val="24"/>
-                <w:szCs w:val="24"/>
-              </w:rPr>
-              <w:t xml:space="preserve">0,5409</w:t>
+            <w:tcW w:type="dxa" w:w="1361"/>
+            <w:tcBorders>
+              <w:top w:val="single" w:color="000000" w:sz="4"/>
+              <w:left w:val="single" w:color="000000" w:sz="4"/>
+              <w:bottom w:val="single" w:color="000000" w:sz="4"/>
+              <w:right w:val="single" w:color="000000" w:sz="4"/>
+            </w:tcBorders>
+            <w:tcMar>
+              <w:left w:type="dxa" w:w="80"/>
+              <w:right w:type="dxa" w:w="80"/>
+            </w:tcMar>
+          </w:tcPr>
+          <w:p>
+            <w:pPr>
+              <w:jc w:val="center"/>
+            </w:pPr>
+            <w:r>
+              <w:rPr>
+                <w:b w:val="false"/>
+                <w:bCs w:val="false"/>
+                <w:sz w:val="24"/>
+                <w:szCs w:val="24"/>
+              </w:rPr>
+              <w:t xml:space="preserve">0,571</w:t>
+            </w:r>
+          </w:p>
+        </w:tc>
+        <w:tc>
+          <w:tcPr>
+            <w:tcW w:type="dxa" w:w="2742"/>
+            <w:tcBorders>
+              <w:top w:val="single" w:color="000000" w:sz="4"/>
+              <w:left w:val="single" w:color="000000" w:sz="4"/>
+              <w:bottom w:val="single" w:color="000000" w:sz="4"/>
+              <w:right w:val="single" w:color="000000" w:sz="4"/>
+            </w:tcBorders>
+            <w:tcMar>
+              <w:left w:type="dxa" w:w="80"/>
+              <w:right w:type="dxa" w:w="80"/>
+            </w:tcMar>
+          </w:tcPr>
+          <w:p>
+            <w:pPr>
+              <w:jc w:val="center"/>
+            </w:pPr>
+            <w:r>
+              <w:rPr>
+                <w:b w:val="false"/>
+                <w:bCs w:val="false"/>
+                <w:sz w:val="24"/>
+                <w:szCs w:val="24"/>
+              </w:rPr>
+              <w:t xml:space="preserve">0,546</w:t>
+            </w:r>
+          </w:p>
+        </w:tc>
+        <w:tc>
+          <w:tcPr>
+            <w:tcW w:type="dxa" w:w="2306"/>
+            <w:tcBorders>
+              <w:top w:val="single" w:color="000000" w:sz="4"/>
+              <w:left w:val="single" w:color="000000" w:sz="4"/>
+              <w:bottom w:val="single" w:color="000000" w:sz="4"/>
+              <w:right w:val="single" w:color="000000" w:sz="4"/>
+            </w:tcBorders>
+            <w:tcMar>
+              <w:left w:type="dxa" w:w="80"/>
+              <w:right w:type="dxa" w:w="80"/>
+            </w:tcMar>
+          </w:tcPr>
+          <w:p>
+            <w:pPr>
+              <w:jc w:val="center"/>
+            </w:pPr>
+            <w:r>
+              <w:rPr>
+                <w:b w:val="false"/>
+                <w:bCs w:val="false"/>
+                <w:sz w:val="24"/>
+                <w:szCs w:val="24"/>
+              </w:rPr>
+              <w:t xml:space="preserve">0,506</w:t>
             </w:r>
           </w:p>
         </w:tc>
@@ -2406,17 +2847,17 @@
         <w:jc w:val="center"/>
       </w:pPr>
       <w:r>
-        <w:t xml:space="preserve">Рисунок 6 — Определение автора сообщения: матрица ошибок и важность признаков</w:t>
-      </w:r>
-    </w:p>
-    <w:p>
-      <w:pPr>
-        <w:spacing w:line="360"/>
-        <w:ind w:firstLine="709"/>
-        <w:jc w:val="both"/>
-      </w:pPr>
-      <w:r>
-        <w:t xml:space="preserve">Лес обгоняет тривиальную модель на 11 процентных пунктов. Результат скромный и ожидаемый: без текста у сообщений мало различий. Но прирост показывает, что у участников разные привычки: важнее всего длина сообщения (0,398) и час отправки (0,313). Хуже всего распознаётся третий участник (F1 0,380), у него меньше всего сообщений.</w:t>
+        <w:t xml:space="preserve">Рисунок 6 — Предсказание популярности истории: матрица ошибок и важность признаков</w:t>
+      </w:r>
+    </w:p>
+    <w:p>
+      <w:pPr>
+        <w:spacing w:line="360"/>
+        <w:ind w:firstLine="709"/>
+        <w:jc w:val="both"/>
+      </w:pPr>
+      <w:r>
+        <w:t xml:space="preserve">Результат отрицательный, и это вывод о данных, а не ошибка методики. Первая версия модели без весов классов вообще не называла ни одну историю популярной и совпадала с тривиальным ответом. С весами лес находит половину популярных историй, но почти каждое его «да» ошибочно, точность по популярным 0,158. Ни время публикации, ни прошлые успехи автора и домена популярность почти не предсказывают. На Hacker News её решают первые голоса в ленте новых историй и содержание заголовка, которого в признаках нет.</w:t>
       </w:r>
     </w:p>
     <w:p>
@@ -2446,37 +2887,38 @@
         <w:jc w:val="both"/>
       </w:pPr>
       <w:r>
-        <w:t xml:space="preserve">Из экспорта чата Telegram размером 12,9 МБ собран датасет из 26 521 сообщения и 14 столбцов. Экспорт неоднородный: разные поля у разных типов сообщений, текст то строкой, то списком кусков с разметкой, поэтому разбор потребовал отдельных функций для текста и ссылок. Очистка убрала 200 записей без отправителя или без содержимого. Тексты и настоящие имена в датасет не попали.</w:t>
-      </w:r>
-    </w:p>
-    <w:p>
-      <w:pPr>
-        <w:spacing w:line="360"/>
-        <w:ind w:firstLine="709"/>
-        <w:jc w:val="both"/>
-      </w:pPr>
-      <w:r>
-        <w:t xml:space="preserve">Анализ показал, что чат живёт по учебному расписанию: пик в 10 часов, самая активная клетка четверг утром, ночью 5,1 % сообщений. Активность сконцентрирована: 14 участников из 56 дают 80 % сообщений. По месяцам виден всплеск в первый месяц учёбы и провалы летом.</w:t>
-      </w:r>
-    </w:p>
-    <w:p>
-      <w:pPr>
-        <w:spacing w:line="360"/>
-        <w:ind w:firstLine="709"/>
-        <w:jc w:val="both"/>
-      </w:pPr>
-      <w:r>
-        <w:t xml:space="preserve">Пригодность датасета подтверждена моделью: случайный лес определяет автора по времени и форме сообщения с точностью 0,5409 против 0,4299 у тривиальной модели.</w:t>
-      </w:r>
-    </w:p>
-    <w:p>
-      <w:pPr>
-        <w:spacing w:line="360"/>
-        <w:ind w:firstLine="709"/>
-        <w:jc w:val="both"/>
-      </w:pPr>
-      <w:r>
-        <w:t xml:space="preserve">По смыслу работа повторяет пример из материалов: журнал событий с временем и источником, категории событий и визуализация активности по дням и часам. Развить её можно разметкой сообщений по содержанию, связью активности с календарём сессий и графом ответов между участниками.</w:t>
+        <w:t xml:space="preserve">Скриптом через открытый API поиска Hacker News собрано 8000 историй за девять дней. Сырой ответ (3,5 МБ) разобран в таблицу из 16 столбцов и сохранён в </w:t>
+      </w:r>
+      <w:r>
+        <w:rPr>
+          <w:rFonts w:ascii="Courier New" w:cs="Courier New" w:eastAsia="Courier New" w:hAnsi="Courier New"/>
+          <w:sz w:val="24"/>
+          <w:szCs w:val="24"/>
+        </w:rPr>
+        <w:t xml:space="preserve">data/hn_stories.csv</w:t>
+      </w:r>
+      <w:r>
+        <w:t xml:space="preserve">, сырые данные сохранены отдельно, поэтому работа воспроизводится без обращения к сети.</w:t>
+      </w:r>
+    </w:p>
+    <w:p>
+      <w:pPr>
+        <w:spacing w:line="360"/>
+        <w:ind w:firstLine="709"/>
+        <w:jc w:val="both"/>
+      </w:pPr>
+      <w:r>
+        <w:t xml:space="preserve">Анализ показал американский суточный ритм сайта с пиком в 15 часов UTC и спадом по выходным, крайне неравномерное распределение внимания (медиана 2 очка, 4,2 % историй набирают сотню и больше) и концентрацию активности: половину историй публикуют 15,5 % авторов. Главный источник ссылок github.com.</w:t>
+      </w:r>
+    </w:p>
+    <w:p>
+      <w:pPr>
+        <w:spacing w:line="360"/>
+        <w:ind w:firstLine="709"/>
+        <w:jc w:val="both"/>
+      </w:pPr>
+      <w:r>
+        <w:t xml:space="preserve">Модель на метаданных публикации предсказывает популярность истории почти на уровне случайного угадывания: ROC-AUC 0,571–0,573. Это честный отрицательный результат. Датасет при этом пригоден для обучения: он чистый, типизированный, а разбиение по времени исключает подглядывание в будущее. Для задачи популярности следующий шаг это признаки из текста заголовка, например TF-IDF или эмбеддинги, как в лабораторной работе № 2.</w:t>
       </w:r>
     </w:p>
     <w:p>
@@ -2506,17 +2948,17 @@
         <w:jc w:val="both"/>
       </w:pPr>
       <w:r>
-        <w:t xml:space="preserve">1. Telegram Desktop : экспорт истории чата // Telegram : [сайт]. — URL: https://telegram.org/blog/export-and-more (дата обращения: 28.09.2026). — Текст : электронный.</w:t>
-      </w:r>
-    </w:p>
-    <w:p>
-      <w:pPr>
-        <w:spacing w:line="360"/>
-        <w:ind w:firstLine="709"/>
-        <w:jc w:val="both"/>
-      </w:pPr>
-      <w:r>
-        <w:t xml:space="preserve">2. pandas documentation : Working with text data and time series // pandas : [сайт]. — URL: https://pandas.pydata.org/docs/ (дата обращения: 28.09.2026). — Текст : электронный.</w:t>
+        <w:t xml:space="preserve">1. Hacker News API : документация // GitHub : [сайт]. — URL: https://github.com/HackerNews/API (дата обращения: 28.09.2026). — Текст : электронный.</w:t>
+      </w:r>
+    </w:p>
+    <w:p>
+      <w:pPr>
+        <w:spacing w:line="360"/>
+        <w:ind w:firstLine="709"/>
+        <w:jc w:val="both"/>
+      </w:pPr>
+      <w:r>
+        <w:t xml:space="preserve">2. HN Search API : документация // Algolia : [сайт]. — URL: https://hn.algolia.com/api (дата обращения: 28.09.2026). — Текст : электронный.</w:t>
       </w:r>
     </w:p>
     <w:p>
